--- a/docs/1125_API_Documentation.docx
+++ b/docs/1125_API_Documentation.docx
@@ -9155,30 +9155,19 @@
       <w:r>
         <w:rPr>
           <w:b/>
-          <w:sz w:val="32"/>
-        </w:rPr>
-        <w:t>WEBSITE — PUBLIC APIs</w:t>
+          <w:sz w:val="28"/>
+        </w:rPr>
+        <w:t>ADMIN — SUBSCRIBE APIs</w:t>
       </w:r>
     </w:p>
     <w:p/>
-    <w:p>
-      <w:r>
-        <w:rPr>
-          <w:b/>
-        </w:rPr>
-        <w:t xml:space="preserve">Note: </w:t>
-      </w:r>
-      <w:r>
-        <w:t>All website APIs are public (no JWT). Same room routes also work at /api/v1/cabin</w:t>
-      </w:r>
-    </w:p>
     <w:p>
       <w:r>
         <w:rPr>
           <w:b/>
           <w:sz w:val="28"/>
         </w:rPr>
-        <w:t>32. List Rooms (Website) API</w:t>
+        <w:t>32. List Subscribers API</w:t>
       </w:r>
     </w:p>
     <w:p/>
@@ -9190,7 +9179,7 @@
         <w:t xml:space="preserve">Description: </w:t>
       </w:r>
       <w:r>
-        <w:t>Returns active rooms for the booking website. Filters by stay dates, adults, and quantity. Only rooms available for the requested stay are returned when dates are provided.</w:t>
+        <w:t>Returns newsletter / subscribe emails collected from the website subscribe section.</w:t>
       </w:r>
     </w:p>
     <w:p>
@@ -9201,7 +9190,7 @@
         <w:t xml:space="preserve">Endpoint: </w:t>
       </w:r>
       <w:r>
-        <w:t>/api/v1/rooms</w:t>
+        <w:t>/api/v1/subscribe/admin</w:t>
       </w:r>
     </w:p>
     <w:p>
@@ -9223,7 +9212,40 @@
         <w:t xml:space="preserve">Auth: </w:t>
       </w:r>
       <w:r>
-        <w:t>None — public website API</w:t>
+        <w:t>Admin JWT</w:t>
+      </w:r>
+    </w:p>
+    <w:p>
+      <w:r>
+        <w:rPr>
+          <w:b/>
+        </w:rPr>
+        <w:t xml:space="preserve">Header: </w:t>
+      </w:r>
+      <w:r>
+        <w:t>x-access-token: &lt;token&gt;  OR  Authorization: Bearer &lt;token&gt;</w:t>
+      </w:r>
+    </w:p>
+    <w:p>
+      <w:r>
+        <w:rPr>
+          <w:b/>
+        </w:rPr>
+        <w:t xml:space="preserve">Base URL (Local): </w:t>
+      </w:r>
+      <w:r>
+        <w:t>http://localhost:3002/api/v1</w:t>
+      </w:r>
+    </w:p>
+    <w:p>
+      <w:r>
+        <w:rPr>
+          <w:b/>
+        </w:rPr>
+        <w:t xml:space="preserve">Base URL (Production): </w:t>
+      </w:r>
+      <w:r>
+        <w:t>https://api1125.vercel.app/api/v1</w:t>
       </w:r>
     </w:p>
     <w:p/>
@@ -9384,7 +9406,7 @@
           </w:tcPr>
           <w:p>
             <w:r>
-              <w:t>Items per page (max 50). Default: 10</w:t>
+              <w:t>Items per page (max 100). Default: 20</w:t>
             </w:r>
           </w:p>
         </w:tc>
@@ -9396,7 +9418,7 @@
           </w:tcPr>
           <w:p>
             <w:r>
-              <w:t>checkInDate</w:t>
+              <w:t>search / email</w:t>
             </w:r>
           </w:p>
         </w:tc>
@@ -9426,175 +9448,7 @@
           </w:tcPr>
           <w:p>
             <w:r>
-              <w:t>Stay check-in YYYY-MM-DD</w:t>
-            </w:r>
-          </w:p>
-        </w:tc>
-      </w:tr>
-      <w:tr>
-        <w:tc>
-          <w:tcPr>
-            <w:tcW w:type="dxa" w:w="2160"/>
-          </w:tcPr>
-          <w:p>
-            <w:r>
-              <w:t>checkOutDate</w:t>
-            </w:r>
-          </w:p>
-        </w:tc>
-        <w:tc>
-          <w:tcPr>
-            <w:tcW w:type="dxa" w:w="2160"/>
-          </w:tcPr>
-          <w:p>
-            <w:r>
-              <w:t>optional</w:t>
-            </w:r>
-          </w:p>
-        </w:tc>
-        <w:tc>
-          <w:tcPr>
-            <w:tcW w:type="dxa" w:w="2160"/>
-          </w:tcPr>
-          <w:p>
-            <w:r>
-              <w:t>string</w:t>
-            </w:r>
-          </w:p>
-        </w:tc>
-        <w:tc>
-          <w:tcPr>
-            <w:tcW w:type="dxa" w:w="2160"/>
-          </w:tcPr>
-          <w:p>
-            <w:r>
-              <w:t>Stay check-out YYYY-MM-DD</w:t>
-            </w:r>
-          </w:p>
-        </w:tc>
-      </w:tr>
-      <w:tr>
-        <w:tc>
-          <w:tcPr>
-            <w:tcW w:type="dxa" w:w="2160"/>
-          </w:tcPr>
-          <w:p>
-            <w:r>
-              <w:t>adult / adults</w:t>
-            </w:r>
-          </w:p>
-        </w:tc>
-        <w:tc>
-          <w:tcPr>
-            <w:tcW w:type="dxa" w:w="2160"/>
-          </w:tcPr>
-          <w:p>
-            <w:r>
-              <w:t>optional</w:t>
-            </w:r>
-          </w:p>
-        </w:tc>
-        <w:tc>
-          <w:tcPr>
-            <w:tcW w:type="dxa" w:w="2160"/>
-          </w:tcPr>
-          <w:p>
-            <w:r>
-              <w:t>number</w:t>
-            </w:r>
-          </w:p>
-        </w:tc>
-        <w:tc>
-          <w:tcPr>
-            <w:tcW w:type="dxa" w:w="2160"/>
-          </w:tcPr>
-          <w:p>
-            <w:r>
-              <w:t>Number of adults — filters by room capacity</w:t>
-            </w:r>
-          </w:p>
-        </w:tc>
-      </w:tr>
-      <w:tr>
-        <w:tc>
-          <w:tcPr>
-            <w:tcW w:type="dxa" w:w="2160"/>
-          </w:tcPr>
-          <w:p>
-            <w:r>
-              <w:t>children / child</w:t>
-            </w:r>
-          </w:p>
-        </w:tc>
-        <w:tc>
-          <w:tcPr>
-            <w:tcW w:type="dxa" w:w="2160"/>
-          </w:tcPr>
-          <w:p>
-            <w:r>
-              <w:t>optional</w:t>
-            </w:r>
-          </w:p>
-        </w:tc>
-        <w:tc>
-          <w:tcPr>
-            <w:tcW w:type="dxa" w:w="2160"/>
-          </w:tcPr>
-          <w:p>
-            <w:r>
-              <w:t>number</w:t>
-            </w:r>
-          </w:p>
-        </w:tc>
-        <w:tc>
-          <w:tcPr>
-            <w:tcW w:type="dxa" w:w="2160"/>
-          </w:tcPr>
-          <w:p>
-            <w:r>
-              <w:t>Number of children. Default: 0</w:t>
-            </w:r>
-          </w:p>
-        </w:tc>
-      </w:tr>
-      <w:tr>
-        <w:tc>
-          <w:tcPr>
-            <w:tcW w:type="dxa" w:w="2160"/>
-          </w:tcPr>
-          <w:p>
-            <w:r>
-              <w:t>quantity / qty / units</w:t>
-            </w:r>
-          </w:p>
-        </w:tc>
-        <w:tc>
-          <w:tcPr>
-            <w:tcW w:type="dxa" w:w="2160"/>
-          </w:tcPr>
-          <w:p>
-            <w:r>
-              <w:t>optional</w:t>
-            </w:r>
-          </w:p>
-        </w:tc>
-        <w:tc>
-          <w:tcPr>
-            <w:tcW w:type="dxa" w:w="2160"/>
-          </w:tcPr>
-          <w:p>
-            <w:r>
-              <w:t>number</w:t>
-            </w:r>
-          </w:p>
-        </w:tc>
-        <w:tc>
-          <w:tcPr>
-            <w:tcW w:type="dxa" w:w="2160"/>
-          </w:tcPr>
-          <w:p>
-            <w:r>
-              <w:t>Units needed — only rooms with enough free units are returned</w:t>
+              <w:t>Filter subscribers by email</w:t>
             </w:r>
           </w:p>
         </w:tc>
@@ -9606,10 +9460,21 @@
         <w:rPr>
           <w:b/>
         </w:rPr>
-        <w:t xml:space="preserve">Example: </w:t>
-      </w:r>
-      <w:r>
-        <w:t>http://localhost:3002/api/v1/rooms?page=1&amp;limit=10&amp;checkInDate=2026-06-08&amp;checkOutDate=2026-06-09&amp;adult=2&amp;quantity=1</w:t>
+        <w:t xml:space="preserve">Example (Local): </w:t>
+      </w:r>
+      <w:r>
+        <w:t>http://localhost:3002/api/v1/subscribe/admin?page=1&amp;limit=20</w:t>
+      </w:r>
+    </w:p>
+    <w:p>
+      <w:r>
+        <w:rPr>
+          <w:b/>
+        </w:rPr>
+        <w:t xml:space="preserve">Example (Production): </w:t>
+      </w:r>
+      <w:r>
+        <w:t>https://api1125.vercel.app/api/v1/subscribe/admin?page=1&amp;limit=20</w:t>
       </w:r>
     </w:p>
     <w:p>
@@ -9633,11 +9498,17 @@
         <w:br/>
         <w:t xml:space="preserve">  "success": true,</w:t>
         <w:br/>
-        <w:t xml:space="preserve">  "totalItems": 1,</w:t>
+        <w:t xml:space="preserve">  "statusCode": 200,</w:t>
+        <w:br/>
+        <w:t xml:space="preserve">  "message": "Subscribers retrieved successfully",</w:t>
+        <w:br/>
+        <w:t xml:space="preserve">  "total": 45,</w:t>
         <w:br/>
         <w:t xml:space="preserve">  "page": 1,</w:t>
         <w:br/>
-        <w:t xml:space="preserve">  "limit": 10,</w:t>
+        <w:t xml:space="preserve">  "limit": 20,</w:t>
+        <w:br/>
+        <w:t xml:space="preserve">  "totalPages": 3,</w:t>
         <w:br/>
         <w:t xml:space="preserve">  "data": [</w:t>
         <w:br/>
@@ -9645,75 +9516,54 @@
         <w:br/>
         <w:t xml:space="preserve">      "_id": "...",</w:t>
         <w:br/>
-        <w:t xml:space="preserve">      "name": "The Villa",</w:t>
-        <w:br/>
-        <w:t xml:space="preserve">      "title": "5-Bedroom Beach Residence",</w:t>
-        <w:br/>
-        <w:t xml:space="preserve">      "slug": "the-villa",</w:t>
-        <w:br/>
-        <w:t xml:space="preserve">      "description": "...",</w:t>
-        <w:br/>
-        <w:t xml:space="preserve">      "size": 450,</w:t>
-        <w:br/>
-        <w:t xml:space="preserve">      "unit": "sq m",</w:t>
-        <w:br/>
-        <w:t xml:space="preserve">      "pricePerNight": 650,</w:t>
-        <w:br/>
-        <w:t xml:space="preserve">      "currency": "USD",</w:t>
-        <w:br/>
-        <w:t xml:space="preserve">      "currencySymbol": "$",</w:t>
-        <w:br/>
-        <w:t xml:space="preserve">      "formattedPrice": "$ 650.00/night",</w:t>
-        <w:br/>
-        <w:t xml:space="preserve">      "guests": 10,</w:t>
-        <w:br/>
-        <w:t xml:space="preserve">      "quantity": 2,</w:t>
-        <w:br/>
-        <w:t xml:space="preserve">      "adultCapacity": 10,</w:t>
-        <w:br/>
-        <w:t xml:space="preserve">      "childCapacity": 0,</w:t>
-        <w:br/>
-        <w:t xml:space="preserve">      "amenities": [],</w:t>
-        <w:br/>
-        <w:t xml:space="preserve">      "images": [{ "url": "https://...", "alt": "The Villa", "order": 0 }],</w:t>
-        <w:br/>
-        <w:t xml:space="preserve">      "availability": {</w:t>
-        <w:br/>
-        <w:t xml:space="preserve">        "isAvailable": true,</w:t>
-        <w:br/>
-        <w:t xml:space="preserve">        "quantity": 2,</w:t>
-        <w:br/>
-        <w:t xml:space="preserve">        "availableUnits": 2,</w:t>
-        <w:br/>
-        <w:t xml:space="preserve">        "bookedUnits": 0,</w:t>
-        <w:br/>
-        <w:t xml:space="preserve">        "requestedQuantity": 1,</w:t>
-        <w:br/>
-        <w:t xml:space="preserve">        "nights": 1,</w:t>
-        <w:br/>
-        <w:t xml:space="preserve">        "subTotal": 650,</w:t>
-        <w:br/>
-        <w:t xml:space="preserve">        "unavailableReason": null,</w:t>
-        <w:br/>
-        <w:t xml:space="preserve">        "blockedDates": []</w:t>
-        <w:br/>
-        <w:t xml:space="preserve">      }</w:t>
+        <w:t xml:space="preserve">      "email": "user@example.com",</w:t>
+        <w:br/>
+        <w:t xml:space="preserve">      "source": "website",</w:t>
+        <w:br/>
+        <w:t xml:space="preserve">      "subscribedAt": "2026-06-11T10:00:00.000Z",</w:t>
+        <w:br/>
+        <w:t xml:space="preserve">      "createdAt": "2026-06-11T10:00:00.000Z",</w:t>
+        <w:br/>
+        <w:t xml:space="preserve">      "updatedAt": "2026-06-11T10:00:00.000Z"</w:t>
         <w:br/>
         <w:t xml:space="preserve">    }</w:t>
         <w:br/>
-        <w:t xml:space="preserve">  ]</w:t>
+        <w:t xml:space="preserve">  ],</w:t>
+        <w:br/>
+        <w:t xml:space="preserve">  "timestamp": "2026-06-11T10:00:00.000Z"</w:t>
         <w:br/>
         <w:t>}</w:t>
       </w:r>
     </w:p>
     <w:p/>
+    <w:p>
+      <w:r>
+        <w:rPr>
+          <w:b/>
+          <w:sz w:val="32"/>
+        </w:rPr>
+        <w:t>WEBSITE — PUBLIC APIs</w:t>
+      </w:r>
+    </w:p>
+    <w:p/>
+    <w:p>
+      <w:r>
+        <w:rPr>
+          <w:b/>
+        </w:rPr>
+        <w:t xml:space="preserve">Note: </w:t>
+      </w:r>
+      <w:r>
+        <w:t>All website APIs are public (no JWT). Same room routes also work at /api/v1/cabin</w:t>
+      </w:r>
+    </w:p>
     <w:p>
       <w:r>
         <w:rPr>
           <w:b/>
           <w:sz w:val="28"/>
         </w:rPr>
-        <w:t>33. Get Room By ID (Website) API</w:t>
+        <w:t>33. List Rooms (Website) API</w:t>
       </w:r>
     </w:p>
     <w:p/>
@@ -9725,7 +9575,7 @@
         <w:t xml:space="preserve">Description: </w:t>
       </w:r>
       <w:r>
-        <w:t>Returns single room details with availability for optional stay dates.</w:t>
+        <w:t>Returns active rooms for the booking website. Filters by stay dates, adults, and quantity. Only rooms available for the requested stay are returned when dates are provided.</w:t>
       </w:r>
     </w:p>
     <w:p>
@@ -9736,7 +9586,7 @@
         <w:t xml:space="preserve">Endpoint: </w:t>
       </w:r>
       <w:r>
-        <w:t>/api/v1/rooms/:idOrSlug</w:t>
+        <w:t>/api/v1/rooms</w:t>
       </w:r>
     </w:p>
     <w:p>
@@ -9847,37 +9697,37 @@
           </w:tcPr>
           <w:p>
             <w:r>
-              <w:t>idOrSlug (path)</w:t>
-            </w:r>
-          </w:p>
-        </w:tc>
-        <w:tc>
-          <w:tcPr>
-            <w:tcW w:type="dxa" w:w="2160"/>
-          </w:tcPr>
-          <w:p>
-            <w:r>
-              <w:t>required</w:t>
-            </w:r>
-          </w:p>
-        </w:tc>
-        <w:tc>
-          <w:tcPr>
-            <w:tcW w:type="dxa" w:w="2160"/>
-          </w:tcPr>
-          <w:p>
-            <w:r>
-              <w:t>string</w:t>
-            </w:r>
-          </w:p>
-        </w:tc>
-        <w:tc>
-          <w:tcPr>
-            <w:tcW w:type="dxa" w:w="2160"/>
-          </w:tcPr>
-          <w:p>
-            <w:r>
-              <w:t>Room MongoDB _id or slug e.g. the-villa</w:t>
+              <w:t>page</w:t>
+            </w:r>
+          </w:p>
+        </w:tc>
+        <w:tc>
+          <w:tcPr>
+            <w:tcW w:type="dxa" w:w="2160"/>
+          </w:tcPr>
+          <w:p>
+            <w:r>
+              <w:t>optional</w:t>
+            </w:r>
+          </w:p>
+        </w:tc>
+        <w:tc>
+          <w:tcPr>
+            <w:tcW w:type="dxa" w:w="2160"/>
+          </w:tcPr>
+          <w:p>
+            <w:r>
+              <w:t>number</w:t>
+            </w:r>
+          </w:p>
+        </w:tc>
+        <w:tc>
+          <w:tcPr>
+            <w:tcW w:type="dxa" w:w="2160"/>
+          </w:tcPr>
+          <w:p>
+            <w:r>
+              <w:t>Page number. Default: 1</w:t>
             </w:r>
           </w:p>
         </w:tc>
@@ -9889,7 +9739,7 @@
           </w:tcPr>
           <w:p>
             <w:r>
-              <w:t>checkInDate</w:t>
+              <w:t>limit</w:t>
             </w:r>
           </w:p>
         </w:tc>
@@ -9909,17 +9759,17 @@
           </w:tcPr>
           <w:p>
             <w:r>
-              <w:t>string</w:t>
-            </w:r>
-          </w:p>
-        </w:tc>
-        <w:tc>
-          <w:tcPr>
-            <w:tcW w:type="dxa" w:w="2160"/>
-          </w:tcPr>
-          <w:p>
-            <w:r>
-              <w:t>Check-in YYYY-MM-DD (query)</w:t>
+              <w:t>number</w:t>
+            </w:r>
+          </w:p>
+        </w:tc>
+        <w:tc>
+          <w:tcPr>
+            <w:tcW w:type="dxa" w:w="2160"/>
+          </w:tcPr>
+          <w:p>
+            <w:r>
+              <w:t>Items per page (max 50). Default: 10</w:t>
             </w:r>
           </w:p>
         </w:tc>
@@ -9931,7 +9781,7 @@
           </w:tcPr>
           <w:p>
             <w:r>
-              <w:t>checkOutDate</w:t>
+              <w:t>checkInDate</w:t>
             </w:r>
           </w:p>
         </w:tc>
@@ -9961,7 +9811,7 @@
           </w:tcPr>
           <w:p>
             <w:r>
-              <w:t>Check-out YYYY-MM-DD (query)</w:t>
+              <w:t>Stay check-in YYYY-MM-DD</w:t>
             </w:r>
           </w:p>
         </w:tc>
@@ -9973,7 +9823,7 @@
           </w:tcPr>
           <w:p>
             <w:r>
-              <w:t>adult / adults</w:t>
+              <w:t>checkOutDate</w:t>
             </w:r>
           </w:p>
         </w:tc>
@@ -9993,17 +9843,17 @@
           </w:tcPr>
           <w:p>
             <w:r>
-              <w:t>number</w:t>
-            </w:r>
-          </w:p>
-        </w:tc>
-        <w:tc>
-          <w:tcPr>
-            <w:tcW w:type="dxa" w:w="2160"/>
-          </w:tcPr>
-          <w:p>
-            <w:r>
-              <w:t>Adults count (query)</w:t>
+              <w:t>string</w:t>
+            </w:r>
+          </w:p>
+        </w:tc>
+        <w:tc>
+          <w:tcPr>
+            <w:tcW w:type="dxa" w:w="2160"/>
+          </w:tcPr>
+          <w:p>
+            <w:r>
+              <w:t>Stay check-out YYYY-MM-DD</w:t>
             </w:r>
           </w:p>
         </w:tc>
@@ -10015,7 +9865,7 @@
           </w:tcPr>
           <w:p>
             <w:r>
-              <w:t>quantity</w:t>
+              <w:t>adult / adults</w:t>
             </w:r>
           </w:p>
         </w:tc>
@@ -10045,7 +9895,91 @@
           </w:tcPr>
           <w:p>
             <w:r>
-              <w:t>Units needed (query)</w:t>
+              <w:t>Number of adults — filters by room capacity</w:t>
+            </w:r>
+          </w:p>
+        </w:tc>
+      </w:tr>
+      <w:tr>
+        <w:tc>
+          <w:tcPr>
+            <w:tcW w:type="dxa" w:w="2160"/>
+          </w:tcPr>
+          <w:p>
+            <w:r>
+              <w:t>children / child</w:t>
+            </w:r>
+          </w:p>
+        </w:tc>
+        <w:tc>
+          <w:tcPr>
+            <w:tcW w:type="dxa" w:w="2160"/>
+          </w:tcPr>
+          <w:p>
+            <w:r>
+              <w:t>optional</w:t>
+            </w:r>
+          </w:p>
+        </w:tc>
+        <w:tc>
+          <w:tcPr>
+            <w:tcW w:type="dxa" w:w="2160"/>
+          </w:tcPr>
+          <w:p>
+            <w:r>
+              <w:t>number</w:t>
+            </w:r>
+          </w:p>
+        </w:tc>
+        <w:tc>
+          <w:tcPr>
+            <w:tcW w:type="dxa" w:w="2160"/>
+          </w:tcPr>
+          <w:p>
+            <w:r>
+              <w:t>Number of children. Default: 0</w:t>
+            </w:r>
+          </w:p>
+        </w:tc>
+      </w:tr>
+      <w:tr>
+        <w:tc>
+          <w:tcPr>
+            <w:tcW w:type="dxa" w:w="2160"/>
+          </w:tcPr>
+          <w:p>
+            <w:r>
+              <w:t>quantity / qty / units</w:t>
+            </w:r>
+          </w:p>
+        </w:tc>
+        <w:tc>
+          <w:tcPr>
+            <w:tcW w:type="dxa" w:w="2160"/>
+          </w:tcPr>
+          <w:p>
+            <w:r>
+              <w:t>optional</w:t>
+            </w:r>
+          </w:p>
+        </w:tc>
+        <w:tc>
+          <w:tcPr>
+            <w:tcW w:type="dxa" w:w="2160"/>
+          </w:tcPr>
+          <w:p>
+            <w:r>
+              <w:t>number</w:t>
+            </w:r>
+          </w:p>
+        </w:tc>
+        <w:tc>
+          <w:tcPr>
+            <w:tcW w:type="dxa" w:w="2160"/>
+          </w:tcPr>
+          <w:p>
+            <w:r>
+              <w:t>Units needed — only rooms with enough free units are returned</w:t>
             </w:r>
           </w:p>
         </w:tc>
@@ -10057,6 +9991,17 @@
         <w:rPr>
           <w:b/>
         </w:rPr>
+        <w:t xml:space="preserve">Example: </w:t>
+      </w:r>
+      <w:r>
+        <w:t>http://localhost:3002/api/v1/rooms?page=1&amp;limit=10&amp;checkInDate=2026-06-08&amp;checkOutDate=2026-06-09&amp;adult=2&amp;quantity=1</w:t>
+      </w:r>
+    </w:p>
+    <w:p>
+      <w:r>
+        <w:rPr>
+          <w:b/>
+        </w:rPr>
         <w:t>Response:-</w:t>
       </w:r>
     </w:p>
@@ -10073,33 +10018,75 @@
         <w:br/>
         <w:t xml:space="preserve">  "success": true,</w:t>
         <w:br/>
-        <w:t xml:space="preserve">  "data": {</w:t>
-        <w:br/>
-        <w:t xml:space="preserve">    "_id": "...",</w:t>
-        <w:br/>
-        <w:t xml:space="preserve">    "name": "The Villa",</w:t>
-        <w:br/>
-        <w:t xml:space="preserve">    "slug": "the-villa",</w:t>
-        <w:br/>
-        <w:t xml:space="preserve">    "pricePerNight": 650,</w:t>
-        <w:br/>
-        <w:t xml:space="preserve">    "quantity": 2,</w:t>
-        <w:br/>
-        <w:t xml:space="preserve">    "availability": {</w:t>
-        <w:br/>
-        <w:t xml:space="preserve">      "isAvailable": true,</w:t>
-        <w:br/>
-        <w:t xml:space="preserve">      "availableUnits": 2,</w:t>
-        <w:br/>
-        <w:t xml:space="preserve">      "requestedQuantity": 1,</w:t>
-        <w:br/>
-        <w:t xml:space="preserve">      "nights": 1,</w:t>
-        <w:br/>
-        <w:t xml:space="preserve">      "subTotal": 650</w:t>
+        <w:t xml:space="preserve">  "totalItems": 1,</w:t>
+        <w:br/>
+        <w:t xml:space="preserve">  "page": 1,</w:t>
+        <w:br/>
+        <w:t xml:space="preserve">  "limit": 10,</w:t>
+        <w:br/>
+        <w:t xml:space="preserve">  "data": [</w:t>
+        <w:br/>
+        <w:t xml:space="preserve">    {</w:t>
+        <w:br/>
+        <w:t xml:space="preserve">      "_id": "...",</w:t>
+        <w:br/>
+        <w:t xml:space="preserve">      "name": "The Villa",</w:t>
+        <w:br/>
+        <w:t xml:space="preserve">      "title": "5-Bedroom Beach Residence",</w:t>
+        <w:br/>
+        <w:t xml:space="preserve">      "slug": "the-villa",</w:t>
+        <w:br/>
+        <w:t xml:space="preserve">      "description": "...",</w:t>
+        <w:br/>
+        <w:t xml:space="preserve">      "size": 450,</w:t>
+        <w:br/>
+        <w:t xml:space="preserve">      "unit": "sq m",</w:t>
+        <w:br/>
+        <w:t xml:space="preserve">      "pricePerNight": 650,</w:t>
+        <w:br/>
+        <w:t xml:space="preserve">      "currency": "USD",</w:t>
+        <w:br/>
+        <w:t xml:space="preserve">      "currencySymbol": "$",</w:t>
+        <w:br/>
+        <w:t xml:space="preserve">      "formattedPrice": "$ 650.00/night",</w:t>
+        <w:br/>
+        <w:t xml:space="preserve">      "guests": 10,</w:t>
+        <w:br/>
+        <w:t xml:space="preserve">      "quantity": 2,</w:t>
+        <w:br/>
+        <w:t xml:space="preserve">      "adultCapacity": 10,</w:t>
+        <w:br/>
+        <w:t xml:space="preserve">      "childCapacity": 0,</w:t>
+        <w:br/>
+        <w:t xml:space="preserve">      "amenities": [],</w:t>
+        <w:br/>
+        <w:t xml:space="preserve">      "images": [{ "url": "https://...", "alt": "The Villa", "order": 0 }],</w:t>
+        <w:br/>
+        <w:t xml:space="preserve">      "availability": {</w:t>
+        <w:br/>
+        <w:t xml:space="preserve">        "isAvailable": true,</w:t>
+        <w:br/>
+        <w:t xml:space="preserve">        "quantity": 2,</w:t>
+        <w:br/>
+        <w:t xml:space="preserve">        "availableUnits": 2,</w:t>
+        <w:br/>
+        <w:t xml:space="preserve">        "bookedUnits": 0,</w:t>
+        <w:br/>
+        <w:t xml:space="preserve">        "requestedQuantity": 1,</w:t>
+        <w:br/>
+        <w:t xml:space="preserve">        "nights": 1,</w:t>
+        <w:br/>
+        <w:t xml:space="preserve">        "subTotal": 650,</w:t>
+        <w:br/>
+        <w:t xml:space="preserve">        "unavailableReason": null,</w:t>
+        <w:br/>
+        <w:t xml:space="preserve">        "blockedDates": []</w:t>
+        <w:br/>
+        <w:t xml:space="preserve">      }</w:t>
         <w:br/>
         <w:t xml:space="preserve">    }</w:t>
         <w:br/>
-        <w:t xml:space="preserve">  }</w:t>
+        <w:t xml:space="preserve">  ]</w:t>
         <w:br/>
         <w:t>}</w:t>
       </w:r>
@@ -10111,7 +10098,7 @@
           <w:b/>
           <w:sz w:val="28"/>
         </w:rPr>
-        <w:t>34. Check Room Stay Availability API</w:t>
+        <w:t>34. Get Room By ID (Website) API</w:t>
       </w:r>
     </w:p>
     <w:p/>
@@ -10123,7 +10110,7 @@
         <w:t xml:space="preserve">Description: </w:t>
       </w:r>
       <w:r>
-        <w:t>Pre-payment availability check for checkout page. Validates dates, adults, and quantity before booking.</w:t>
+        <w:t>Returns single room details with availability for optional stay dates.</w:t>
       </w:r>
     </w:p>
     <w:p>
@@ -10134,7 +10121,7 @@
         <w:t xml:space="preserve">Endpoint: </w:t>
       </w:r>
       <w:r>
-        <w:t>/api/v1/rooms/:idOrSlug/check-availability</w:t>
+        <w:t>/api/v1/rooms/:idOrSlug</w:t>
       </w:r>
     </w:p>
     <w:p>
@@ -10275,7 +10262,7 @@
           </w:tcPr>
           <w:p>
             <w:r>
-              <w:t>Room _id or slug</w:t>
+              <w:t>Room MongoDB _id or slug e.g. the-villa</w:t>
             </w:r>
           </w:p>
         </w:tc>
@@ -10297,7 +10284,7 @@
           </w:tcPr>
           <w:p>
             <w:r>
-              <w:t>required</w:t>
+              <w:t>optional</w:t>
             </w:r>
           </w:p>
         </w:tc>
@@ -10317,7 +10304,7 @@
           </w:tcPr>
           <w:p>
             <w:r>
-              <w:t>Check-in YYYY-MM-DD</w:t>
+              <w:t>Check-in YYYY-MM-DD (query)</w:t>
             </w:r>
           </w:p>
         </w:tc>
@@ -10339,7 +10326,7 @@
           </w:tcPr>
           <w:p>
             <w:r>
-              <w:t>required</w:t>
+              <w:t>optional</w:t>
             </w:r>
           </w:p>
         </w:tc>
@@ -10359,7 +10346,7 @@
           </w:tcPr>
           <w:p>
             <w:r>
-              <w:t>Check-out YYYY-MM-DD</w:t>
+              <w:t>Check-out YYYY-MM-DD (query)</w:t>
             </w:r>
           </w:p>
         </w:tc>
@@ -10381,7 +10368,7 @@
           </w:tcPr>
           <w:p>
             <w:r>
-              <w:t>required</w:t>
+              <w:t>optional</w:t>
             </w:r>
           </w:p>
         </w:tc>
@@ -10401,7 +10388,7 @@
           </w:tcPr>
           <w:p>
             <w:r>
-              <w:t>Number of adults</w:t>
+              <w:t>Adults count (query)</w:t>
             </w:r>
           </w:p>
         </w:tc>
@@ -10413,7 +10400,7 @@
           </w:tcPr>
           <w:p>
             <w:r>
-              <w:t>children</w:t>
+              <w:t>quantity</w:t>
             </w:r>
           </w:p>
         </w:tc>
@@ -10443,49 +10430,7 @@
           </w:tcPr>
           <w:p>
             <w:r>
-              <w:t>Number of children</w:t>
-            </w:r>
-          </w:p>
-        </w:tc>
-      </w:tr>
-      <w:tr>
-        <w:tc>
-          <w:tcPr>
-            <w:tcW w:type="dxa" w:w="2160"/>
-          </w:tcPr>
-          <w:p>
-            <w:r>
-              <w:t>quantity</w:t>
-            </w:r>
-          </w:p>
-        </w:tc>
-        <w:tc>
-          <w:tcPr>
-            <w:tcW w:type="dxa" w:w="2160"/>
-          </w:tcPr>
-          <w:p>
-            <w:r>
-              <w:t>optional</w:t>
-            </w:r>
-          </w:p>
-        </w:tc>
-        <w:tc>
-          <w:tcPr>
-            <w:tcW w:type="dxa" w:w="2160"/>
-          </w:tcPr>
-          <w:p>
-            <w:r>
-              <w:t>number</w:t>
-            </w:r>
-          </w:p>
-        </w:tc>
-        <w:tc>
-          <w:tcPr>
-            <w:tcW w:type="dxa" w:w="2160"/>
-          </w:tcPr>
-          <w:p>
-            <w:r>
-              <w:t>Units to book. Default: 1</w:t>
+              <w:t>Units needed (query)</w:t>
             </w:r>
           </w:p>
         </w:tc>
@@ -10513,45 +10458,31 @@
         <w:br/>
         <w:t xml:space="preserve">  "success": true,</w:t>
         <w:br/>
-        <w:t xml:space="preserve">  "statusCode": 200,</w:t>
-        <w:br/>
-        <w:t xml:space="preserve">  "message": "Room is available for selected dates",</w:t>
-        <w:br/>
         <w:t xml:space="preserve">  "data": {</w:t>
         <w:br/>
-        <w:t xml:space="preserve">    "roomId": "...",</w:t>
+        <w:t xml:space="preserve">    "_id": "...",</w:t>
+        <w:br/>
+        <w:t xml:space="preserve">    "name": "The Villa",</w:t>
         <w:br/>
         <w:t xml:space="preserve">    "slug": "the-villa",</w:t>
         <w:br/>
-        <w:t xml:space="preserve">    "name": "The Villa",</w:t>
-        <w:br/>
-        <w:t xml:space="preserve">    "checkInDate": "2026-06-08",</w:t>
-        <w:br/>
-        <w:t xml:space="preserve">    "checkOutDate": "2026-06-09",</w:t>
-        <w:br/>
-        <w:t xml:space="preserve">    "adults": 2,</w:t>
-        <w:br/>
-        <w:t xml:space="preserve">    "children": 0,</w:t>
-        <w:br/>
-        <w:t xml:space="preserve">    "nights": 1,</w:t>
+        <w:t xml:space="preserve">    "pricePerNight": 650,</w:t>
         <w:br/>
         <w:t xml:space="preserve">    "quantity": 2,</w:t>
         <w:br/>
-        <w:t xml:space="preserve">    "requestedQuantity": 1,</w:t>
-        <w:br/>
-        <w:t xml:space="preserve">    "availableUnits": 2,</w:t>
-        <w:br/>
-        <w:t xml:space="preserve">    "bookedUnits": 0,</w:t>
-        <w:br/>
-        <w:t xml:space="preserve">    "pricePerNight": 650,</w:t>
-        <w:br/>
-        <w:t xml:space="preserve">    "subTotal": 650,</w:t>
-        <w:br/>
-        <w:t xml:space="preserve">    "totalAmount": 650,</w:t>
-        <w:br/>
-        <w:t xml:space="preserve">    "currency": "USD",</w:t>
-        <w:br/>
-        <w:t xml:space="preserve">    "isAvailable": true</w:t>
+        <w:t xml:space="preserve">    "availability": {</w:t>
+        <w:br/>
+        <w:t xml:space="preserve">      "isAvailable": true,</w:t>
+        <w:br/>
+        <w:t xml:space="preserve">      "availableUnits": 2,</w:t>
+        <w:br/>
+        <w:t xml:space="preserve">      "requestedQuantity": 1,</w:t>
+        <w:br/>
+        <w:t xml:space="preserve">      "nights": 1,</w:t>
+        <w:br/>
+        <w:t xml:space="preserve">      "subTotal": 650</w:t>
+        <w:br/>
+        <w:t xml:space="preserve">    }</w:t>
         <w:br/>
         <w:t xml:space="preserve">  }</w:t>
         <w:br/>
@@ -10565,7 +10496,7 @@
           <w:b/>
           <w:sz w:val="28"/>
         </w:rPr>
-        <w:t>35. Get Room Availability Calendar API</w:t>
+        <w:t>35. Check Room Stay Availability API</w:t>
       </w:r>
     </w:p>
     <w:p/>
@@ -10577,7 +10508,7 @@
         <w:t xml:space="preserve">Description: </w:t>
       </w:r>
       <w:r>
-        <w:t>Returns all booked, blocked, and available dates for a room (no date range params).</w:t>
+        <w:t>Pre-payment availability check for checkout page. Validates dates, adults, and quantity before booking.</w:t>
       </w:r>
     </w:p>
     <w:p>
@@ -10588,7 +10519,7 @@
         <w:t xml:space="preserve">Endpoint: </w:t>
       </w:r>
       <w:r>
-        <w:t>/api/v1/rooms/:idOrSlug/availability</w:t>
+        <w:t>/api/v1/rooms/:idOrSlug/check-availability</w:t>
       </w:r>
     </w:p>
     <w:p>
@@ -10734,6 +10665,216 @@
           </w:p>
         </w:tc>
       </w:tr>
+      <w:tr>
+        <w:tc>
+          <w:tcPr>
+            <w:tcW w:type="dxa" w:w="2160"/>
+          </w:tcPr>
+          <w:p>
+            <w:r>
+              <w:t>checkInDate</w:t>
+            </w:r>
+          </w:p>
+        </w:tc>
+        <w:tc>
+          <w:tcPr>
+            <w:tcW w:type="dxa" w:w="2160"/>
+          </w:tcPr>
+          <w:p>
+            <w:r>
+              <w:t>required</w:t>
+            </w:r>
+          </w:p>
+        </w:tc>
+        <w:tc>
+          <w:tcPr>
+            <w:tcW w:type="dxa" w:w="2160"/>
+          </w:tcPr>
+          <w:p>
+            <w:r>
+              <w:t>string</w:t>
+            </w:r>
+          </w:p>
+        </w:tc>
+        <w:tc>
+          <w:tcPr>
+            <w:tcW w:type="dxa" w:w="2160"/>
+          </w:tcPr>
+          <w:p>
+            <w:r>
+              <w:t>Check-in YYYY-MM-DD</w:t>
+            </w:r>
+          </w:p>
+        </w:tc>
+      </w:tr>
+      <w:tr>
+        <w:tc>
+          <w:tcPr>
+            <w:tcW w:type="dxa" w:w="2160"/>
+          </w:tcPr>
+          <w:p>
+            <w:r>
+              <w:t>checkOutDate</w:t>
+            </w:r>
+          </w:p>
+        </w:tc>
+        <w:tc>
+          <w:tcPr>
+            <w:tcW w:type="dxa" w:w="2160"/>
+          </w:tcPr>
+          <w:p>
+            <w:r>
+              <w:t>required</w:t>
+            </w:r>
+          </w:p>
+        </w:tc>
+        <w:tc>
+          <w:tcPr>
+            <w:tcW w:type="dxa" w:w="2160"/>
+          </w:tcPr>
+          <w:p>
+            <w:r>
+              <w:t>string</w:t>
+            </w:r>
+          </w:p>
+        </w:tc>
+        <w:tc>
+          <w:tcPr>
+            <w:tcW w:type="dxa" w:w="2160"/>
+          </w:tcPr>
+          <w:p>
+            <w:r>
+              <w:t>Check-out YYYY-MM-DD</w:t>
+            </w:r>
+          </w:p>
+        </w:tc>
+      </w:tr>
+      <w:tr>
+        <w:tc>
+          <w:tcPr>
+            <w:tcW w:type="dxa" w:w="2160"/>
+          </w:tcPr>
+          <w:p>
+            <w:r>
+              <w:t>adult / adults</w:t>
+            </w:r>
+          </w:p>
+        </w:tc>
+        <w:tc>
+          <w:tcPr>
+            <w:tcW w:type="dxa" w:w="2160"/>
+          </w:tcPr>
+          <w:p>
+            <w:r>
+              <w:t>required</w:t>
+            </w:r>
+          </w:p>
+        </w:tc>
+        <w:tc>
+          <w:tcPr>
+            <w:tcW w:type="dxa" w:w="2160"/>
+          </w:tcPr>
+          <w:p>
+            <w:r>
+              <w:t>number</w:t>
+            </w:r>
+          </w:p>
+        </w:tc>
+        <w:tc>
+          <w:tcPr>
+            <w:tcW w:type="dxa" w:w="2160"/>
+          </w:tcPr>
+          <w:p>
+            <w:r>
+              <w:t>Number of adults</w:t>
+            </w:r>
+          </w:p>
+        </w:tc>
+      </w:tr>
+      <w:tr>
+        <w:tc>
+          <w:tcPr>
+            <w:tcW w:type="dxa" w:w="2160"/>
+          </w:tcPr>
+          <w:p>
+            <w:r>
+              <w:t>children</w:t>
+            </w:r>
+          </w:p>
+        </w:tc>
+        <w:tc>
+          <w:tcPr>
+            <w:tcW w:type="dxa" w:w="2160"/>
+          </w:tcPr>
+          <w:p>
+            <w:r>
+              <w:t>optional</w:t>
+            </w:r>
+          </w:p>
+        </w:tc>
+        <w:tc>
+          <w:tcPr>
+            <w:tcW w:type="dxa" w:w="2160"/>
+          </w:tcPr>
+          <w:p>
+            <w:r>
+              <w:t>number</w:t>
+            </w:r>
+          </w:p>
+        </w:tc>
+        <w:tc>
+          <w:tcPr>
+            <w:tcW w:type="dxa" w:w="2160"/>
+          </w:tcPr>
+          <w:p>
+            <w:r>
+              <w:t>Number of children</w:t>
+            </w:r>
+          </w:p>
+        </w:tc>
+      </w:tr>
+      <w:tr>
+        <w:tc>
+          <w:tcPr>
+            <w:tcW w:type="dxa" w:w="2160"/>
+          </w:tcPr>
+          <w:p>
+            <w:r>
+              <w:t>quantity</w:t>
+            </w:r>
+          </w:p>
+        </w:tc>
+        <w:tc>
+          <w:tcPr>
+            <w:tcW w:type="dxa" w:w="2160"/>
+          </w:tcPr>
+          <w:p>
+            <w:r>
+              <w:t>optional</w:t>
+            </w:r>
+          </w:p>
+        </w:tc>
+        <w:tc>
+          <w:tcPr>
+            <w:tcW w:type="dxa" w:w="2160"/>
+          </w:tcPr>
+          <w:p>
+            <w:r>
+              <w:t>number</w:t>
+            </w:r>
+          </w:p>
+        </w:tc>
+        <w:tc>
+          <w:tcPr>
+            <w:tcW w:type="dxa" w:w="2160"/>
+          </w:tcPr>
+          <w:p>
+            <w:r>
+              <w:t>Units to book. Default: 1</w:t>
+            </w:r>
+          </w:p>
+        </w:tc>
+      </w:tr>
     </w:tbl>
     <w:p/>
     <w:p>
@@ -10757,25 +10898,45 @@
         <w:br/>
         <w:t xml:space="preserve">  "success": true,</w:t>
         <w:br/>
-        <w:t xml:space="preserve">  "message": "Room availability retrieved successfully",</w:t>
+        <w:t xml:space="preserve">  "statusCode": 200,</w:t>
+        <w:br/>
+        <w:t xml:space="preserve">  "message": "Room is available for selected dates",</w:t>
         <w:br/>
         <w:t xml:space="preserve">  "data": {</w:t>
         <w:br/>
-        <w:t xml:space="preserve">    "room": { "_id": "...", "title": "The Villa", "quantity": 2 },</w:t>
-        <w:br/>
-        <w:t xml:space="preserve">    "bookedDates": ["2026-06-10"],</w:t>
-        <w:br/>
-        <w:t xml:space="preserve">    "blockedDates": ["2026-07-01"],</w:t>
-        <w:br/>
-        <w:t xml:space="preserve">    "availableDates": ["2026-06-08", "2026-06-09"],</w:t>
-        <w:br/>
-        <w:t xml:space="preserve">    "partiallyBookedDates": [],</w:t>
-        <w:br/>
-        <w:t xml:space="preserve">    "occupancyByDate": {</w:t>
-        <w:br/>
-        <w:t xml:space="preserve">      "2026-06-10": { "bookedCount": 1, "availableUnits": 1, "quantity": 2 }</w:t>
-        <w:br/>
-        <w:t xml:space="preserve">    }</w:t>
+        <w:t xml:space="preserve">    "roomId": "...",</w:t>
+        <w:br/>
+        <w:t xml:space="preserve">    "slug": "the-villa",</w:t>
+        <w:br/>
+        <w:t xml:space="preserve">    "name": "The Villa",</w:t>
+        <w:br/>
+        <w:t xml:space="preserve">    "checkInDate": "2026-06-08",</w:t>
+        <w:br/>
+        <w:t xml:space="preserve">    "checkOutDate": "2026-06-09",</w:t>
+        <w:br/>
+        <w:t xml:space="preserve">    "adults": 2,</w:t>
+        <w:br/>
+        <w:t xml:space="preserve">    "children": 0,</w:t>
+        <w:br/>
+        <w:t xml:space="preserve">    "nights": 1,</w:t>
+        <w:br/>
+        <w:t xml:space="preserve">    "quantity": 2,</w:t>
+        <w:br/>
+        <w:t xml:space="preserve">    "requestedQuantity": 1,</w:t>
+        <w:br/>
+        <w:t xml:space="preserve">    "availableUnits": 2,</w:t>
+        <w:br/>
+        <w:t xml:space="preserve">    "bookedUnits": 0,</w:t>
+        <w:br/>
+        <w:t xml:space="preserve">    "pricePerNight": 650,</w:t>
+        <w:br/>
+        <w:t xml:space="preserve">    "subTotal": 650,</w:t>
+        <w:br/>
+        <w:t xml:space="preserve">    "totalAmount": 650,</w:t>
+        <w:br/>
+        <w:t xml:space="preserve">    "currency": "USD",</w:t>
+        <w:br/>
+        <w:t xml:space="preserve">    "isAvailable": true</w:t>
         <w:br/>
         <w:t xml:space="preserve">  }</w:t>
         <w:br/>
@@ -10789,7 +10950,7 @@
           <w:b/>
           <w:sz w:val="28"/>
         </w:rPr>
-        <w:t>WEBSITE — CART APIs</w:t>
+        <w:t>36. Get Room Availability Calendar API</w:t>
       </w:r>
     </w:p>
     <w:p/>
@@ -10797,21 +10958,22 @@
       <w:r>
         <w:rPr>
           <w:b/>
-          <w:sz w:val="28"/>
-        </w:rPr>
-        <w:t>36. Add Room To Cart API</w:t>
-      </w:r>
-    </w:p>
-    <w:p/>
+        </w:rPr>
+        <w:t xml:space="preserve">Description: </w:t>
+      </w:r>
+      <w:r>
+        <w:t>Returns all booked, blocked, and available dates for a room (no date range params).</w:t>
+      </w:r>
+    </w:p>
     <w:p>
       <w:r>
         <w:rPr>
           <w:b/>
         </w:rPr>
-        <w:t xml:space="preserve">Description: </w:t>
-      </w:r>
-      <w:r>
-        <w:t>Adds a room to cart after checking availability for the requested quantity and dates. Returns cartId — save it on the frontend.</w:t>
+        <w:t xml:space="preserve">Endpoint: </w:t>
+      </w:r>
+      <w:r>
+        <w:t>/api/v1/rooms/:idOrSlug/availability</w:t>
       </w:r>
     </w:p>
     <w:p>
@@ -10819,21 +10981,10 @@
         <w:rPr>
           <w:b/>
         </w:rPr>
-        <w:t xml:space="preserve">Endpoint: </w:t>
-      </w:r>
-      <w:r>
-        <w:t>/api/v1/cart/add</w:t>
-      </w:r>
-    </w:p>
-    <w:p>
-      <w:r>
-        <w:rPr>
-          <w:b/>
-        </w:rPr>
         <w:t xml:space="preserve">Method: </w:t>
       </w:r>
       <w:r>
-        <w:t>POST</w:t>
+        <w:t>GET</w:t>
       </w:r>
     </w:p>
     <w:p>
@@ -10933,7 +11084,7 @@
           </w:tcPr>
           <w:p>
             <w:r>
-              <w:t>roomId</w:t>
+              <w:t>idOrSlug (path)</w:t>
             </w:r>
           </w:p>
         </w:tc>
@@ -10963,259 +11114,7 @@
           </w:tcPr>
           <w:p>
             <w:r>
-              <w:t>Room MongoDB _id</w:t>
-            </w:r>
-          </w:p>
-        </w:tc>
-      </w:tr>
-      <w:tr>
-        <w:tc>
-          <w:tcPr>
-            <w:tcW w:type="dxa" w:w="2160"/>
-          </w:tcPr>
-          <w:p>
-            <w:r>
-              <w:t>checkInDate</w:t>
-            </w:r>
-          </w:p>
-        </w:tc>
-        <w:tc>
-          <w:tcPr>
-            <w:tcW w:type="dxa" w:w="2160"/>
-          </w:tcPr>
-          <w:p>
-            <w:r>
-              <w:t>required</w:t>
-            </w:r>
-          </w:p>
-        </w:tc>
-        <w:tc>
-          <w:tcPr>
-            <w:tcW w:type="dxa" w:w="2160"/>
-          </w:tcPr>
-          <w:p>
-            <w:r>
-              <w:t>string</w:t>
-            </w:r>
-          </w:p>
-        </w:tc>
-        <w:tc>
-          <w:tcPr>
-            <w:tcW w:type="dxa" w:w="2160"/>
-          </w:tcPr>
-          <w:p>
-            <w:r>
-              <w:t>Check-in YYYY-MM-DD</w:t>
-            </w:r>
-          </w:p>
-        </w:tc>
-      </w:tr>
-      <w:tr>
-        <w:tc>
-          <w:tcPr>
-            <w:tcW w:type="dxa" w:w="2160"/>
-          </w:tcPr>
-          <w:p>
-            <w:r>
-              <w:t>checkOutDate</w:t>
-            </w:r>
-          </w:p>
-        </w:tc>
-        <w:tc>
-          <w:tcPr>
-            <w:tcW w:type="dxa" w:w="2160"/>
-          </w:tcPr>
-          <w:p>
-            <w:r>
-              <w:t>required</w:t>
-            </w:r>
-          </w:p>
-        </w:tc>
-        <w:tc>
-          <w:tcPr>
-            <w:tcW w:type="dxa" w:w="2160"/>
-          </w:tcPr>
-          <w:p>
-            <w:r>
-              <w:t>string</w:t>
-            </w:r>
-          </w:p>
-        </w:tc>
-        <w:tc>
-          <w:tcPr>
-            <w:tcW w:type="dxa" w:w="2160"/>
-          </w:tcPr>
-          <w:p>
-            <w:r>
-              <w:t>Check-out YYYY-MM-DD</w:t>
-            </w:r>
-          </w:p>
-        </w:tc>
-      </w:tr>
-      <w:tr>
-        <w:tc>
-          <w:tcPr>
-            <w:tcW w:type="dxa" w:w="2160"/>
-          </w:tcPr>
-          <w:p>
-            <w:r>
-              <w:t>adults / adult</w:t>
-            </w:r>
-          </w:p>
-        </w:tc>
-        <w:tc>
-          <w:tcPr>
-            <w:tcW w:type="dxa" w:w="2160"/>
-          </w:tcPr>
-          <w:p>
-            <w:r>
-              <w:t>required</w:t>
-            </w:r>
-          </w:p>
-        </w:tc>
-        <w:tc>
-          <w:tcPr>
-            <w:tcW w:type="dxa" w:w="2160"/>
-          </w:tcPr>
-          <w:p>
-            <w:r>
-              <w:t>number</w:t>
-            </w:r>
-          </w:p>
-        </w:tc>
-        <w:tc>
-          <w:tcPr>
-            <w:tcW w:type="dxa" w:w="2160"/>
-          </w:tcPr>
-          <w:p>
-            <w:r>
-              <w:t>Number of adults (min 1)</w:t>
-            </w:r>
-          </w:p>
-        </w:tc>
-      </w:tr>
-      <w:tr>
-        <w:tc>
-          <w:tcPr>
-            <w:tcW w:type="dxa" w:w="2160"/>
-          </w:tcPr>
-          <w:p>
-            <w:r>
-              <w:t>children / child</w:t>
-            </w:r>
-          </w:p>
-        </w:tc>
-        <w:tc>
-          <w:tcPr>
-            <w:tcW w:type="dxa" w:w="2160"/>
-          </w:tcPr>
-          <w:p>
-            <w:r>
-              <w:t>optional</w:t>
-            </w:r>
-          </w:p>
-        </w:tc>
-        <w:tc>
-          <w:tcPr>
-            <w:tcW w:type="dxa" w:w="2160"/>
-          </w:tcPr>
-          <w:p>
-            <w:r>
-              <w:t>number</w:t>
-            </w:r>
-          </w:p>
-        </w:tc>
-        <w:tc>
-          <w:tcPr>
-            <w:tcW w:type="dxa" w:w="2160"/>
-          </w:tcPr>
-          <w:p>
-            <w:r>
-              <w:t>Number of children. Default: 0</w:t>
-            </w:r>
-          </w:p>
-        </w:tc>
-      </w:tr>
-      <w:tr>
-        <w:tc>
-          <w:tcPr>
-            <w:tcW w:type="dxa" w:w="2160"/>
-          </w:tcPr>
-          <w:p>
-            <w:r>
-              <w:t>quantity</w:t>
-            </w:r>
-          </w:p>
-        </w:tc>
-        <w:tc>
-          <w:tcPr>
-            <w:tcW w:type="dxa" w:w="2160"/>
-          </w:tcPr>
-          <w:p>
-            <w:r>
-              <w:t>required</w:t>
-            </w:r>
-          </w:p>
-        </w:tc>
-        <w:tc>
-          <w:tcPr>
-            <w:tcW w:type="dxa" w:w="2160"/>
-          </w:tcPr>
-          <w:p>
-            <w:r>
-              <w:t>number</w:t>
-            </w:r>
-          </w:p>
-        </w:tc>
-        <w:tc>
-          <w:tcPr>
-            <w:tcW w:type="dxa" w:w="2160"/>
-          </w:tcPr>
-          <w:p>
-            <w:r>
-              <w:t>Units to book (min 1). Checked against room availability</w:t>
-            </w:r>
-          </w:p>
-        </w:tc>
-      </w:tr>
-      <w:tr>
-        <w:tc>
-          <w:tcPr>
-            <w:tcW w:type="dxa" w:w="2160"/>
-          </w:tcPr>
-          <w:p>
-            <w:r>
-              <w:t>cartId</w:t>
-            </w:r>
-          </w:p>
-        </w:tc>
-        <w:tc>
-          <w:tcPr>
-            <w:tcW w:type="dxa" w:w="2160"/>
-          </w:tcPr>
-          <w:p>
-            <w:r>
-              <w:t>optional</w:t>
-            </w:r>
-          </w:p>
-        </w:tc>
-        <w:tc>
-          <w:tcPr>
-            <w:tcW w:type="dxa" w:w="2160"/>
-          </w:tcPr>
-          <w:p>
-            <w:r>
-              <w:t>string</w:t>
-            </w:r>
-          </w:p>
-        </w:tc>
-        <w:tc>
-          <w:tcPr>
-            <w:tcW w:type="dxa" w:w="2160"/>
-          </w:tcPr>
-          <w:p>
-            <w:r>
-              <w:t>Existing cart ID to append item. Omit to create new cart</w:t>
+              <w:t>Room _id or slug</w:t>
             </w:r>
           </w:p>
         </w:tc>
@@ -11227,17 +11126,6 @@
         <w:rPr>
           <w:b/>
         </w:rPr>
-        <w:t xml:space="preserve">Content-Type: </w:t>
-      </w:r>
-      <w:r>
-        <w:t>application/json</w:t>
-      </w:r>
-    </w:p>
-    <w:p>
-      <w:r>
-        <w:rPr>
-          <w:b/>
-        </w:rPr>
         <w:t>Response:-</w:t>
       </w:r>
     </w:p>
@@ -11254,69 +11142,25 @@
         <w:br/>
         <w:t xml:space="preserve">  "success": true,</w:t>
         <w:br/>
-        <w:t xml:space="preserve">  "statusCode": 201,</w:t>
-        <w:br/>
-        <w:t xml:space="preserve">  "message": "Room added to cart",</w:t>
+        <w:t xml:space="preserve">  "message": "Room availability retrieved successfully",</w:t>
         <w:br/>
         <w:t xml:space="preserve">  "data": {</w:t>
         <w:br/>
-        <w:t xml:space="preserve">    "cartId": "454bb0cf-4bf3-4e0f-90f0-dfdf03d66cab",</w:t>
-        <w:br/>
-        <w:t xml:space="preserve">    "subTotal": 650,</w:t>
-        <w:br/>
-        <w:t xml:space="preserve">    "currency": "USD",</w:t>
-        <w:br/>
-        <w:t xml:space="preserve">    "expiresAt": "2026-06-12T12:00:00.000Z",</w:t>
-        <w:br/>
-        <w:t xml:space="preserve">    "allAvailable": true,</w:t>
-        <w:br/>
-        <w:t xml:space="preserve">    "items": [</w:t>
-        <w:br/>
-        <w:t xml:space="preserve">      {</w:t>
-        <w:br/>
-        <w:t xml:space="preserve">        "_id": "...",</w:t>
-        <w:br/>
-        <w:t xml:space="preserve">        "roomId": "...",</w:t>
-        <w:br/>
-        <w:t xml:space="preserve">        "roomSnapshot": {</w:t>
-        <w:br/>
-        <w:t xml:space="preserve">          "title": "The Villa",</w:t>
-        <w:br/>
-        <w:t xml:space="preserve">          "slug": "the-villa",</w:t>
-        <w:br/>
-        <w:t xml:space="preserve">          "price": 650,</w:t>
-        <w:br/>
-        <w:t xml:space="preserve">          "currency": "USD",</w:t>
-        <w:br/>
-        <w:t xml:space="preserve">          "guests": 10,</w:t>
-        <w:br/>
-        <w:t xml:space="preserve">          "quantity": 2</w:t>
-        <w:br/>
-        <w:t xml:space="preserve">        },</w:t>
-        <w:br/>
-        <w:t xml:space="preserve">        "checkInDate": "2026-06-08T00:00:00.000Z",</w:t>
-        <w:br/>
-        <w:t xml:space="preserve">        "checkOutDate": "2026-06-09T00:00:00.000Z",</w:t>
-        <w:br/>
-        <w:t xml:space="preserve">        "adults": 2,</w:t>
-        <w:br/>
-        <w:t xml:space="preserve">        "children": 0,</w:t>
-        <w:br/>
-        <w:t xml:space="preserve">        "quantity": 1,</w:t>
-        <w:br/>
-        <w:t xml:space="preserve">        "nights": 1,</w:t>
-        <w:br/>
-        <w:t xml:space="preserve">        "pricePerNight": 650,</w:t>
-        <w:br/>
-        <w:t xml:space="preserve">        "subTotal": 650,</w:t>
-        <w:br/>
-        <w:t xml:space="preserve">        "isAvailable": true,</w:t>
-        <w:br/>
-        <w:t xml:space="preserve">        "unavailableReason": null</w:t>
-        <w:br/>
-        <w:t xml:space="preserve">      }</w:t>
-        <w:br/>
-        <w:t xml:space="preserve">    ]</w:t>
+        <w:t xml:space="preserve">    "room": { "_id": "...", "title": "The Villa", "quantity": 2 },</w:t>
+        <w:br/>
+        <w:t xml:space="preserve">    "bookedDates": ["2026-06-10"],</w:t>
+        <w:br/>
+        <w:t xml:space="preserve">    "blockedDates": ["2026-07-01"],</w:t>
+        <w:br/>
+        <w:t xml:space="preserve">    "availableDates": ["2026-06-08", "2026-06-09"],</w:t>
+        <w:br/>
+        <w:t xml:space="preserve">    "partiallyBookedDates": [],</w:t>
+        <w:br/>
+        <w:t xml:space="preserve">    "occupancyByDate": {</w:t>
+        <w:br/>
+        <w:t xml:space="preserve">      "2026-06-10": { "bookedCount": 1, "availableUnits": 1, "quantity": 2 }</w:t>
+        <w:br/>
+        <w:t xml:space="preserve">    }</w:t>
         <w:br/>
         <w:t xml:space="preserve">  }</w:t>
         <w:br/>
@@ -11330,7 +11174,7 @@
           <w:b/>
           <w:sz w:val="28"/>
         </w:rPr>
-        <w:t>37. Get Cart API</w:t>
+        <w:t>WEBSITE — CART APIs</w:t>
       </w:r>
     </w:p>
     <w:p/>
@@ -11338,11 +11182,21 @@
       <w:r>
         <w:rPr>
           <w:b/>
+          <w:sz w:val="28"/>
+        </w:rPr>
+        <w:t>37. Add Room To Cart API</w:t>
+      </w:r>
+    </w:p>
+    <w:p/>
+    <w:p>
+      <w:r>
+        <w:rPr>
+          <w:b/>
         </w:rPr>
         <w:t xml:space="preserve">Description: </w:t>
       </w:r>
       <w:r>
-        <w:t>Returns cart with all items. Re-checks availability on each request.</w:t>
+        <w:t>Adds a room to cart after checking availability for the requested quantity and dates. Returns cartId — save it on the frontend.</w:t>
       </w:r>
     </w:p>
     <w:p>
@@ -11353,7 +11207,7 @@
         <w:t xml:space="preserve">Endpoint: </w:t>
       </w:r>
       <w:r>
-        <w:t>/api/v1/cart/:cartId</w:t>
+        <w:t>/api/v1/cart/add</w:t>
       </w:r>
     </w:p>
     <w:p>
@@ -11364,7 +11218,7 @@
         <w:t xml:space="preserve">Method: </w:t>
       </w:r>
       <w:r>
-        <w:t>GET</w:t>
+        <w:t>POST</w:t>
       </w:r>
     </w:p>
     <w:p>
@@ -11464,7 +11318,7 @@
           </w:tcPr>
           <w:p>
             <w:r>
-              <w:t>cartId (path)</w:t>
+              <w:t>roomId</w:t>
             </w:r>
           </w:p>
         </w:tc>
@@ -11494,7 +11348,259 @@
           </w:tcPr>
           <w:p>
             <w:r>
-              <w:t>Cart ID from add-to-cart response</w:t>
+              <w:t>Room MongoDB _id</w:t>
+            </w:r>
+          </w:p>
+        </w:tc>
+      </w:tr>
+      <w:tr>
+        <w:tc>
+          <w:tcPr>
+            <w:tcW w:type="dxa" w:w="2160"/>
+          </w:tcPr>
+          <w:p>
+            <w:r>
+              <w:t>checkInDate</w:t>
+            </w:r>
+          </w:p>
+        </w:tc>
+        <w:tc>
+          <w:tcPr>
+            <w:tcW w:type="dxa" w:w="2160"/>
+          </w:tcPr>
+          <w:p>
+            <w:r>
+              <w:t>required</w:t>
+            </w:r>
+          </w:p>
+        </w:tc>
+        <w:tc>
+          <w:tcPr>
+            <w:tcW w:type="dxa" w:w="2160"/>
+          </w:tcPr>
+          <w:p>
+            <w:r>
+              <w:t>string</w:t>
+            </w:r>
+          </w:p>
+        </w:tc>
+        <w:tc>
+          <w:tcPr>
+            <w:tcW w:type="dxa" w:w="2160"/>
+          </w:tcPr>
+          <w:p>
+            <w:r>
+              <w:t>Check-in YYYY-MM-DD</w:t>
+            </w:r>
+          </w:p>
+        </w:tc>
+      </w:tr>
+      <w:tr>
+        <w:tc>
+          <w:tcPr>
+            <w:tcW w:type="dxa" w:w="2160"/>
+          </w:tcPr>
+          <w:p>
+            <w:r>
+              <w:t>checkOutDate</w:t>
+            </w:r>
+          </w:p>
+        </w:tc>
+        <w:tc>
+          <w:tcPr>
+            <w:tcW w:type="dxa" w:w="2160"/>
+          </w:tcPr>
+          <w:p>
+            <w:r>
+              <w:t>required</w:t>
+            </w:r>
+          </w:p>
+        </w:tc>
+        <w:tc>
+          <w:tcPr>
+            <w:tcW w:type="dxa" w:w="2160"/>
+          </w:tcPr>
+          <w:p>
+            <w:r>
+              <w:t>string</w:t>
+            </w:r>
+          </w:p>
+        </w:tc>
+        <w:tc>
+          <w:tcPr>
+            <w:tcW w:type="dxa" w:w="2160"/>
+          </w:tcPr>
+          <w:p>
+            <w:r>
+              <w:t>Check-out YYYY-MM-DD</w:t>
+            </w:r>
+          </w:p>
+        </w:tc>
+      </w:tr>
+      <w:tr>
+        <w:tc>
+          <w:tcPr>
+            <w:tcW w:type="dxa" w:w="2160"/>
+          </w:tcPr>
+          <w:p>
+            <w:r>
+              <w:t>adults / adult</w:t>
+            </w:r>
+          </w:p>
+        </w:tc>
+        <w:tc>
+          <w:tcPr>
+            <w:tcW w:type="dxa" w:w="2160"/>
+          </w:tcPr>
+          <w:p>
+            <w:r>
+              <w:t>required</w:t>
+            </w:r>
+          </w:p>
+        </w:tc>
+        <w:tc>
+          <w:tcPr>
+            <w:tcW w:type="dxa" w:w="2160"/>
+          </w:tcPr>
+          <w:p>
+            <w:r>
+              <w:t>number</w:t>
+            </w:r>
+          </w:p>
+        </w:tc>
+        <w:tc>
+          <w:tcPr>
+            <w:tcW w:type="dxa" w:w="2160"/>
+          </w:tcPr>
+          <w:p>
+            <w:r>
+              <w:t>Number of adults (min 1)</w:t>
+            </w:r>
+          </w:p>
+        </w:tc>
+      </w:tr>
+      <w:tr>
+        <w:tc>
+          <w:tcPr>
+            <w:tcW w:type="dxa" w:w="2160"/>
+          </w:tcPr>
+          <w:p>
+            <w:r>
+              <w:t>children / child</w:t>
+            </w:r>
+          </w:p>
+        </w:tc>
+        <w:tc>
+          <w:tcPr>
+            <w:tcW w:type="dxa" w:w="2160"/>
+          </w:tcPr>
+          <w:p>
+            <w:r>
+              <w:t>optional</w:t>
+            </w:r>
+          </w:p>
+        </w:tc>
+        <w:tc>
+          <w:tcPr>
+            <w:tcW w:type="dxa" w:w="2160"/>
+          </w:tcPr>
+          <w:p>
+            <w:r>
+              <w:t>number</w:t>
+            </w:r>
+          </w:p>
+        </w:tc>
+        <w:tc>
+          <w:tcPr>
+            <w:tcW w:type="dxa" w:w="2160"/>
+          </w:tcPr>
+          <w:p>
+            <w:r>
+              <w:t>Number of children. Default: 0</w:t>
+            </w:r>
+          </w:p>
+        </w:tc>
+      </w:tr>
+      <w:tr>
+        <w:tc>
+          <w:tcPr>
+            <w:tcW w:type="dxa" w:w="2160"/>
+          </w:tcPr>
+          <w:p>
+            <w:r>
+              <w:t>quantity</w:t>
+            </w:r>
+          </w:p>
+        </w:tc>
+        <w:tc>
+          <w:tcPr>
+            <w:tcW w:type="dxa" w:w="2160"/>
+          </w:tcPr>
+          <w:p>
+            <w:r>
+              <w:t>required</w:t>
+            </w:r>
+          </w:p>
+        </w:tc>
+        <w:tc>
+          <w:tcPr>
+            <w:tcW w:type="dxa" w:w="2160"/>
+          </w:tcPr>
+          <w:p>
+            <w:r>
+              <w:t>number</w:t>
+            </w:r>
+          </w:p>
+        </w:tc>
+        <w:tc>
+          <w:tcPr>
+            <w:tcW w:type="dxa" w:w="2160"/>
+          </w:tcPr>
+          <w:p>
+            <w:r>
+              <w:t>Units to book (min 1). Checked against room availability</w:t>
+            </w:r>
+          </w:p>
+        </w:tc>
+      </w:tr>
+      <w:tr>
+        <w:tc>
+          <w:tcPr>
+            <w:tcW w:type="dxa" w:w="2160"/>
+          </w:tcPr>
+          <w:p>
+            <w:r>
+              <w:t>cartId</w:t>
+            </w:r>
+          </w:p>
+        </w:tc>
+        <w:tc>
+          <w:tcPr>
+            <w:tcW w:type="dxa" w:w="2160"/>
+          </w:tcPr>
+          <w:p>
+            <w:r>
+              <w:t>optional</w:t>
+            </w:r>
+          </w:p>
+        </w:tc>
+        <w:tc>
+          <w:tcPr>
+            <w:tcW w:type="dxa" w:w="2160"/>
+          </w:tcPr>
+          <w:p>
+            <w:r>
+              <w:t>string</w:t>
+            </w:r>
+          </w:p>
+        </w:tc>
+        <w:tc>
+          <w:tcPr>
+            <w:tcW w:type="dxa" w:w="2160"/>
+          </w:tcPr>
+          <w:p>
+            <w:r>
+              <w:t>Existing cart ID to append item. Omit to create new cart</w:t>
             </w:r>
           </w:p>
         </w:tc>
@@ -11506,6 +11612,17 @@
         <w:rPr>
           <w:b/>
         </w:rPr>
+        <w:t xml:space="preserve">Content-Type: </w:t>
+      </w:r>
+      <w:r>
+        <w:t>application/json</w:t>
+      </w:r>
+    </w:p>
+    <w:p>
+      <w:r>
+        <w:rPr>
+          <w:b/>
+        </w:rPr>
         <w:t>Response:-</w:t>
       </w:r>
     </w:p>
@@ -11522,7 +11639,9 @@
         <w:br/>
         <w:t xml:space="preserve">  "success": true,</w:t>
         <w:br/>
-        <w:t xml:space="preserve">  "message": "Cart retrieved successfully",</w:t>
+        <w:t xml:space="preserve">  "statusCode": 201,</w:t>
+        <w:br/>
+        <w:t xml:space="preserve">  "message": "Room added to cart",</w:t>
         <w:br/>
         <w:t xml:space="preserve">  "data": {</w:t>
         <w:br/>
@@ -11532,9 +11651,57 @@
         <w:br/>
         <w:t xml:space="preserve">    "currency": "USD",</w:t>
         <w:br/>
+        <w:t xml:space="preserve">    "expiresAt": "2026-06-12T12:00:00.000Z",</w:t>
+        <w:br/>
         <w:t xml:space="preserve">    "allAvailable": true,</w:t>
         <w:br/>
-        <w:t xml:space="preserve">    "items": []</w:t>
+        <w:t xml:space="preserve">    "items": [</w:t>
+        <w:br/>
+        <w:t xml:space="preserve">      {</w:t>
+        <w:br/>
+        <w:t xml:space="preserve">        "_id": "...",</w:t>
+        <w:br/>
+        <w:t xml:space="preserve">        "roomId": "...",</w:t>
+        <w:br/>
+        <w:t xml:space="preserve">        "roomSnapshot": {</w:t>
+        <w:br/>
+        <w:t xml:space="preserve">          "title": "The Villa",</w:t>
+        <w:br/>
+        <w:t xml:space="preserve">          "slug": "the-villa",</w:t>
+        <w:br/>
+        <w:t xml:space="preserve">          "price": 650,</w:t>
+        <w:br/>
+        <w:t xml:space="preserve">          "currency": "USD",</w:t>
+        <w:br/>
+        <w:t xml:space="preserve">          "guests": 10,</w:t>
+        <w:br/>
+        <w:t xml:space="preserve">          "quantity": 2</w:t>
+        <w:br/>
+        <w:t xml:space="preserve">        },</w:t>
+        <w:br/>
+        <w:t xml:space="preserve">        "checkInDate": "2026-06-08T00:00:00.000Z",</w:t>
+        <w:br/>
+        <w:t xml:space="preserve">        "checkOutDate": "2026-06-09T00:00:00.000Z",</w:t>
+        <w:br/>
+        <w:t xml:space="preserve">        "adults": 2,</w:t>
+        <w:br/>
+        <w:t xml:space="preserve">        "children": 0,</w:t>
+        <w:br/>
+        <w:t xml:space="preserve">        "quantity": 1,</w:t>
+        <w:br/>
+        <w:t xml:space="preserve">        "nights": 1,</w:t>
+        <w:br/>
+        <w:t xml:space="preserve">        "pricePerNight": 650,</w:t>
+        <w:br/>
+        <w:t xml:space="preserve">        "subTotal": 650,</w:t>
+        <w:br/>
+        <w:t xml:space="preserve">        "isAvailable": true,</w:t>
+        <w:br/>
+        <w:t xml:space="preserve">        "unavailableReason": null</w:t>
+        <w:br/>
+        <w:t xml:space="preserve">      }</w:t>
+        <w:br/>
+        <w:t xml:space="preserve">    ]</w:t>
         <w:br/>
         <w:t xml:space="preserve">  }</w:t>
         <w:br/>
@@ -11548,7 +11715,7 @@
           <w:b/>
           <w:sz w:val="28"/>
         </w:rPr>
-        <w:t>38. Check Cart Availability API</w:t>
+        <w:t>38. Get Cart API</w:t>
       </w:r>
     </w:p>
     <w:p/>
@@ -11560,7 +11727,7 @@
         <w:t xml:space="preserve">Description: </w:t>
       </w:r>
       <w:r>
-        <w:t>Call on checkout page before payment. Re-validates all cart items including quantity.</w:t>
+        <w:t>Returns cart with all items. Re-checks availability on each request.</w:t>
       </w:r>
     </w:p>
     <w:p>
@@ -11571,7 +11738,7 @@
         <w:t xml:space="preserve">Endpoint: </w:t>
       </w:r>
       <w:r>
-        <w:t>/api/v1/cart/:cartId/check-availability</w:t>
+        <w:t>/api/v1/cart/:cartId</w:t>
       </w:r>
     </w:p>
     <w:p>
@@ -11712,7 +11879,7 @@
           </w:tcPr>
           <w:p>
             <w:r>
-              <w:t>Cart ID</w:t>
+              <w:t>Cart ID from add-to-cart response</w:t>
             </w:r>
           </w:p>
         </w:tc>
@@ -11740,17 +11907,19 @@
         <w:br/>
         <w:t xml:space="preserve">  "success": true,</w:t>
         <w:br/>
-        <w:t xml:space="preserve">  "message": "Cart availability checked",</w:t>
+        <w:t xml:space="preserve">  "message": "Cart retrieved successfully",</w:t>
         <w:br/>
         <w:t xml:space="preserve">  "data": {</w:t>
         <w:br/>
-        <w:t xml:space="preserve">    "cartId": "...",</w:t>
+        <w:t xml:space="preserve">    "cartId": "454bb0cf-4bf3-4e0f-90f0-dfdf03d66cab",</w:t>
+        <w:br/>
+        <w:t xml:space="preserve">    "subTotal": 650,</w:t>
+        <w:br/>
+        <w:t xml:space="preserve">    "currency": "USD",</w:t>
         <w:br/>
         <w:t xml:space="preserve">    "allAvailable": true,</w:t>
         <w:br/>
-        <w:t xml:space="preserve">    "subTotal": 650,</w:t>
-        <w:br/>
-        <w:t xml:space="preserve">    "items": [{ "isAvailable": true, "quantity": 1, "unavailableReason": null }]</w:t>
+        <w:t xml:space="preserve">    "items": []</w:t>
         <w:br/>
         <w:t xml:space="preserve">  }</w:t>
         <w:br/>
@@ -11764,7 +11933,7 @@
           <w:b/>
           <w:sz w:val="28"/>
         </w:rPr>
-        <w:t>39. Remove Cart Item API</w:t>
+        <w:t>39. Check Cart Availability API</w:t>
       </w:r>
     </w:p>
     <w:p/>
@@ -11776,7 +11945,7 @@
         <w:t xml:space="preserve">Description: </w:t>
       </w:r>
       <w:r>
-        <w:t>Removes one item from the cart.</w:t>
+        <w:t>Call on checkout page before payment. Re-validates all cart items including quantity.</w:t>
       </w:r>
     </w:p>
     <w:p>
@@ -11787,7 +11956,7 @@
         <w:t xml:space="preserve">Endpoint: </w:t>
       </w:r>
       <w:r>
-        <w:t>/api/v1/cart/:cartId/items/:itemId</w:t>
+        <w:t>/api/v1/cart/:cartId/check-availability</w:t>
       </w:r>
     </w:p>
     <w:p>
@@ -11798,7 +11967,7 @@
         <w:t xml:space="preserve">Method: </w:t>
       </w:r>
       <w:r>
-        <w:t>DELETE</w:t>
+        <w:t>GET</w:t>
       </w:r>
     </w:p>
     <w:p>
@@ -11933,48 +12102,6 @@
           </w:p>
         </w:tc>
       </w:tr>
-      <w:tr>
-        <w:tc>
-          <w:tcPr>
-            <w:tcW w:type="dxa" w:w="2160"/>
-          </w:tcPr>
-          <w:p>
-            <w:r>
-              <w:t>itemId (path)</w:t>
-            </w:r>
-          </w:p>
-        </w:tc>
-        <w:tc>
-          <w:tcPr>
-            <w:tcW w:type="dxa" w:w="2160"/>
-          </w:tcPr>
-          <w:p>
-            <w:r>
-              <w:t>required</w:t>
-            </w:r>
-          </w:p>
-        </w:tc>
-        <w:tc>
-          <w:tcPr>
-            <w:tcW w:type="dxa" w:w="2160"/>
-          </w:tcPr>
-          <w:p>
-            <w:r>
-              <w:t>string</w:t>
-            </w:r>
-          </w:p>
-        </w:tc>
-        <w:tc>
-          <w:tcPr>
-            <w:tcW w:type="dxa" w:w="2160"/>
-          </w:tcPr>
-          <w:p>
-            <w:r>
-              <w:t>Cart item _id from items array</w:t>
-            </w:r>
-          </w:p>
-        </w:tc>
-      </w:tr>
     </w:tbl>
     <w:p/>
     <w:p>
@@ -11998,9 +12125,19 @@
         <w:br/>
         <w:t xml:space="preserve">  "success": true,</w:t>
         <w:br/>
-        <w:t xml:space="preserve">  "message": "Cart item removed",</w:t>
-        <w:br/>
-        <w:t xml:space="preserve">  "data": { "cartId": "...", "subTotal": 0, "items": [] }</w:t>
+        <w:t xml:space="preserve">  "message": "Cart availability checked",</w:t>
+        <w:br/>
+        <w:t xml:space="preserve">  "data": {</w:t>
+        <w:br/>
+        <w:t xml:space="preserve">    "cartId": "...",</w:t>
+        <w:br/>
+        <w:t xml:space="preserve">    "allAvailable": true,</w:t>
+        <w:br/>
+        <w:t xml:space="preserve">    "subTotal": 650,</w:t>
+        <w:br/>
+        <w:t xml:space="preserve">    "items": [{ "isAvailable": true, "quantity": 1, "unavailableReason": null }]</w:t>
+        <w:br/>
+        <w:t xml:space="preserve">  }</w:t>
         <w:br/>
         <w:t>}</w:t>
       </w:r>
@@ -12012,7 +12149,7 @@
           <w:b/>
           <w:sz w:val="28"/>
         </w:rPr>
-        <w:t>40. Clear Cart API</w:t>
+        <w:t>40. Remove Cart Item API</w:t>
       </w:r>
     </w:p>
     <w:p/>
@@ -12024,7 +12161,7 @@
         <w:t xml:space="preserve">Description: </w:t>
       </w:r>
       <w:r>
-        <w:t>Removes all items from the cart.</w:t>
+        <w:t>Removes one item from the cart.</w:t>
       </w:r>
     </w:p>
     <w:p>
@@ -12035,7 +12172,7 @@
         <w:t xml:space="preserve">Endpoint: </w:t>
       </w:r>
       <w:r>
-        <w:t>/api/v1/cart/:cartId</w:t>
+        <w:t>/api/v1/cart/:cartId/items/:itemId</w:t>
       </w:r>
     </w:p>
     <w:p>
@@ -12181,6 +12318,48 @@
           </w:p>
         </w:tc>
       </w:tr>
+      <w:tr>
+        <w:tc>
+          <w:tcPr>
+            <w:tcW w:type="dxa" w:w="2160"/>
+          </w:tcPr>
+          <w:p>
+            <w:r>
+              <w:t>itemId (path)</w:t>
+            </w:r>
+          </w:p>
+        </w:tc>
+        <w:tc>
+          <w:tcPr>
+            <w:tcW w:type="dxa" w:w="2160"/>
+          </w:tcPr>
+          <w:p>
+            <w:r>
+              <w:t>required</w:t>
+            </w:r>
+          </w:p>
+        </w:tc>
+        <w:tc>
+          <w:tcPr>
+            <w:tcW w:type="dxa" w:w="2160"/>
+          </w:tcPr>
+          <w:p>
+            <w:r>
+              <w:t>string</w:t>
+            </w:r>
+          </w:p>
+        </w:tc>
+        <w:tc>
+          <w:tcPr>
+            <w:tcW w:type="dxa" w:w="2160"/>
+          </w:tcPr>
+          <w:p>
+            <w:r>
+              <w:t>Cart item _id from items array</w:t>
+            </w:r>
+          </w:p>
+        </w:tc>
+      </w:tr>
     </w:tbl>
     <w:p/>
     <w:p>
@@ -12204,7 +12383,7 @@
         <w:br/>
         <w:t xml:space="preserve">  "success": true,</w:t>
         <w:br/>
-        <w:t xml:space="preserve">  "message": "Cart cleared",</w:t>
+        <w:t xml:space="preserve">  "message": "Cart item removed",</w:t>
         <w:br/>
         <w:t xml:space="preserve">  "data": { "cartId": "...", "subTotal": 0, "items": [] }</w:t>
         <w:br/>
@@ -12218,7 +12397,7 @@
           <w:b/>
           <w:sz w:val="28"/>
         </w:rPr>
-        <w:t>WEBSITE — BOOKING &amp; PAYMENT (Hubtel)</w:t>
+        <w:t>41. Clear Cart API</w:t>
       </w:r>
     </w:p>
     <w:p/>
@@ -12226,21 +12405,22 @@
       <w:r>
         <w:rPr>
           <w:b/>
-          <w:sz w:val="28"/>
-        </w:rPr>
-        <w:t>41. Create Room Booking API (Hubtel)</w:t>
-      </w:r>
-    </w:p>
-    <w:p/>
+        </w:rPr>
+        <w:t xml:space="preserve">Description: </w:t>
+      </w:r>
+      <w:r>
+        <w:t>Removes all items from the cart.</w:t>
+      </w:r>
+    </w:p>
     <w:p>
       <w:r>
         <w:rPr>
           <w:b/>
         </w:rPr>
-        <w:t xml:space="preserve">Description: </w:t>
-      </w:r>
-      <w:r>
-        <w:t>Creates booking from cart or direct room selection. Checks quantity availability, then initiates Hubtel payment. Redirect user to checkoutUrl.</w:t>
+        <w:t xml:space="preserve">Endpoint: </w:t>
+      </w:r>
+      <w:r>
+        <w:t>/api/v1/cart/:cartId</w:t>
       </w:r>
     </w:p>
     <w:p>
@@ -12248,21 +12428,10 @@
         <w:rPr>
           <w:b/>
         </w:rPr>
-        <w:t xml:space="preserve">Endpoint: </w:t>
-      </w:r>
-      <w:r>
-        <w:t>/api/v1/booking/room</w:t>
-      </w:r>
-    </w:p>
-    <w:p>
-      <w:r>
-        <w:rPr>
-          <w:b/>
-        </w:rPr>
         <w:t xml:space="preserve">Method: </w:t>
       </w:r>
       <w:r>
-        <w:t>POST</w:t>
+        <w:t>DELETE</w:t>
       </w:r>
     </w:p>
     <w:p>
@@ -12362,17 +12531,17 @@
           </w:tcPr>
           <w:p>
             <w:r>
-              <w:t>cartId</w:t>
-            </w:r>
-          </w:p>
-        </w:tc>
-        <w:tc>
-          <w:tcPr>
-            <w:tcW w:type="dxa" w:w="2160"/>
-          </w:tcPr>
-          <w:p>
-            <w:r>
-              <w:t>optional*</w:t>
+              <w:t>cartId (path)</w:t>
+            </w:r>
+          </w:p>
+        </w:tc>
+        <w:tc>
+          <w:tcPr>
+            <w:tcW w:type="dxa" w:w="2160"/>
+          </w:tcPr>
+          <w:p>
+            <w:r>
+              <w:t>required</w:t>
             </w:r>
           </w:p>
         </w:tc>
@@ -12392,553 +12561,7 @@
           </w:tcPr>
           <w:p>
             <w:r>
-              <w:t>Cart ID — use this OR roomId below</w:t>
-            </w:r>
-          </w:p>
-        </w:tc>
-      </w:tr>
-      <w:tr>
-        <w:tc>
-          <w:tcPr>
-            <w:tcW w:type="dxa" w:w="2160"/>
-          </w:tcPr>
-          <w:p>
-            <w:r>
-              <w:t>roomId</w:t>
-            </w:r>
-          </w:p>
-        </w:tc>
-        <w:tc>
-          <w:tcPr>
-            <w:tcW w:type="dxa" w:w="2160"/>
-          </w:tcPr>
-          <w:p>
-            <w:r>
-              <w:t>optional*</w:t>
-            </w:r>
-          </w:p>
-        </w:tc>
-        <w:tc>
-          <w:tcPr>
-            <w:tcW w:type="dxa" w:w="2160"/>
-          </w:tcPr>
-          <w:p>
-            <w:r>
-              <w:t>string</w:t>
-            </w:r>
-          </w:p>
-        </w:tc>
-        <w:tc>
-          <w:tcPr>
-            <w:tcW w:type="dxa" w:w="2160"/>
-          </w:tcPr>
-          <w:p>
-            <w:r>
-              <w:t>Direct booking without cart</w:t>
-            </w:r>
-          </w:p>
-        </w:tc>
-      </w:tr>
-      <w:tr>
-        <w:tc>
-          <w:tcPr>
-            <w:tcW w:type="dxa" w:w="2160"/>
-          </w:tcPr>
-          <w:p>
-            <w:r>
-              <w:t>checkInDate</w:t>
-            </w:r>
-          </w:p>
-        </w:tc>
-        <w:tc>
-          <w:tcPr>
-            <w:tcW w:type="dxa" w:w="2160"/>
-          </w:tcPr>
-          <w:p>
-            <w:r>
-              <w:t>required**</w:t>
-            </w:r>
-          </w:p>
-        </w:tc>
-        <w:tc>
-          <w:tcPr>
-            <w:tcW w:type="dxa" w:w="2160"/>
-          </w:tcPr>
-          <w:p>
-            <w:r>
-              <w:t>string</w:t>
-            </w:r>
-          </w:p>
-        </w:tc>
-        <w:tc>
-          <w:tcPr>
-            <w:tcW w:type="dxa" w:w="2160"/>
-          </w:tcPr>
-          <w:p>
-            <w:r>
-              <w:t>Required when using roomId (not cart)</w:t>
-            </w:r>
-          </w:p>
-        </w:tc>
-      </w:tr>
-      <w:tr>
-        <w:tc>
-          <w:tcPr>
-            <w:tcW w:type="dxa" w:w="2160"/>
-          </w:tcPr>
-          <w:p>
-            <w:r>
-              <w:t>checkOutDate</w:t>
-            </w:r>
-          </w:p>
-        </w:tc>
-        <w:tc>
-          <w:tcPr>
-            <w:tcW w:type="dxa" w:w="2160"/>
-          </w:tcPr>
-          <w:p>
-            <w:r>
-              <w:t>required**</w:t>
-            </w:r>
-          </w:p>
-        </w:tc>
-        <w:tc>
-          <w:tcPr>
-            <w:tcW w:type="dxa" w:w="2160"/>
-          </w:tcPr>
-          <w:p>
-            <w:r>
-              <w:t>string</w:t>
-            </w:r>
-          </w:p>
-        </w:tc>
-        <w:tc>
-          <w:tcPr>
-            <w:tcW w:type="dxa" w:w="2160"/>
-          </w:tcPr>
-          <w:p>
-            <w:r>
-              <w:t>Required when using roomId</w:t>
-            </w:r>
-          </w:p>
-        </w:tc>
-      </w:tr>
-      <w:tr>
-        <w:tc>
-          <w:tcPr>
-            <w:tcW w:type="dxa" w:w="2160"/>
-          </w:tcPr>
-          <w:p>
-            <w:r>
-              <w:t>adults</w:t>
-            </w:r>
-          </w:p>
-        </w:tc>
-        <w:tc>
-          <w:tcPr>
-            <w:tcW w:type="dxa" w:w="2160"/>
-          </w:tcPr>
-          <w:p>
-            <w:r>
-              <w:t>required**</w:t>
-            </w:r>
-          </w:p>
-        </w:tc>
-        <w:tc>
-          <w:tcPr>
-            <w:tcW w:type="dxa" w:w="2160"/>
-          </w:tcPr>
-          <w:p>
-            <w:r>
-              <w:t>number</w:t>
-            </w:r>
-          </w:p>
-        </w:tc>
-        <w:tc>
-          <w:tcPr>
-            <w:tcW w:type="dxa" w:w="2160"/>
-          </w:tcPr>
-          <w:p>
-            <w:r>
-              <w:t>Required when using roomId</w:t>
-            </w:r>
-          </w:p>
-        </w:tc>
-      </w:tr>
-      <w:tr>
-        <w:tc>
-          <w:tcPr>
-            <w:tcW w:type="dxa" w:w="2160"/>
-          </w:tcPr>
-          <w:p>
-            <w:r>
-              <w:t>quantity</w:t>
-            </w:r>
-          </w:p>
-        </w:tc>
-        <w:tc>
-          <w:tcPr>
-            <w:tcW w:type="dxa" w:w="2160"/>
-          </w:tcPr>
-          <w:p>
-            <w:r>
-              <w:t>required**</w:t>
-            </w:r>
-          </w:p>
-        </w:tc>
-        <w:tc>
-          <w:tcPr>
-            <w:tcW w:type="dxa" w:w="2160"/>
-          </w:tcPr>
-          <w:p>
-            <w:r>
-              <w:t>number</w:t>
-            </w:r>
-          </w:p>
-        </w:tc>
-        <w:tc>
-          <w:tcPr>
-            <w:tcW w:type="dxa" w:w="2160"/>
-          </w:tcPr>
-          <w:p>
-            <w:r>
-              <w:t>Units to book when using roomId</w:t>
-            </w:r>
-          </w:p>
-        </w:tc>
-      </w:tr>
-      <w:tr>
-        <w:tc>
-          <w:tcPr>
-            <w:tcW w:type="dxa" w:w="2160"/>
-          </w:tcPr>
-          <w:p>
-            <w:r>
-              <w:t>children</w:t>
-            </w:r>
-          </w:p>
-        </w:tc>
-        <w:tc>
-          <w:tcPr>
-            <w:tcW w:type="dxa" w:w="2160"/>
-          </w:tcPr>
-          <w:p>
-            <w:r>
-              <w:t>optional</w:t>
-            </w:r>
-          </w:p>
-        </w:tc>
-        <w:tc>
-          <w:tcPr>
-            <w:tcW w:type="dxa" w:w="2160"/>
-          </w:tcPr>
-          <w:p>
-            <w:r>
-              <w:t>number</w:t>
-            </w:r>
-          </w:p>
-        </w:tc>
-        <w:tc>
-          <w:tcPr>
-            <w:tcW w:type="dxa" w:w="2160"/>
-          </w:tcPr>
-          <w:p>
-            <w:r>
-              <w:t>Children count</w:t>
-            </w:r>
-          </w:p>
-        </w:tc>
-      </w:tr>
-      <w:tr>
-        <w:tc>
-          <w:tcPr>
-            <w:tcW w:type="dxa" w:w="2160"/>
-          </w:tcPr>
-          <w:p>
-            <w:r>
-              <w:t>guestDetails</w:t>
-            </w:r>
-          </w:p>
-        </w:tc>
-        <w:tc>
-          <w:tcPr>
-            <w:tcW w:type="dxa" w:w="2160"/>
-          </w:tcPr>
-          <w:p>
-            <w:r>
-              <w:t>required</w:t>
-            </w:r>
-          </w:p>
-        </w:tc>
-        <w:tc>
-          <w:tcPr>
-            <w:tcW w:type="dxa" w:w="2160"/>
-          </w:tcPr>
-          <w:p>
-            <w:r>
-              <w:t>object</w:t>
-            </w:r>
-          </w:p>
-        </w:tc>
-        <w:tc>
-          <w:tcPr>
-            <w:tcW w:type="dxa" w:w="2160"/>
-          </w:tcPr>
-          <w:p>
-            <w:r>
-              <w:t>Guest information object</w:t>
-            </w:r>
-          </w:p>
-        </w:tc>
-      </w:tr>
-      <w:tr>
-        <w:tc>
-          <w:tcPr>
-            <w:tcW w:type="dxa" w:w="2160"/>
-          </w:tcPr>
-          <w:p>
-            <w:r>
-              <w:t>guestDetails.firstName</w:t>
-            </w:r>
-          </w:p>
-        </w:tc>
-        <w:tc>
-          <w:tcPr>
-            <w:tcW w:type="dxa" w:w="2160"/>
-          </w:tcPr>
-          <w:p>
-            <w:r>
-              <w:t>required</w:t>
-            </w:r>
-          </w:p>
-        </w:tc>
-        <w:tc>
-          <w:tcPr>
-            <w:tcW w:type="dxa" w:w="2160"/>
-          </w:tcPr>
-          <w:p>
-            <w:r>
-              <w:t>string</w:t>
-            </w:r>
-          </w:p>
-        </w:tc>
-        <w:tc>
-          <w:tcPr>
-            <w:tcW w:type="dxa" w:w="2160"/>
-          </w:tcPr>
-          <w:p>
-            <w:r>
-              <w:t>Guest first name</w:t>
-            </w:r>
-          </w:p>
-        </w:tc>
-      </w:tr>
-      <w:tr>
-        <w:tc>
-          <w:tcPr>
-            <w:tcW w:type="dxa" w:w="2160"/>
-          </w:tcPr>
-          <w:p>
-            <w:r>
-              <w:t>guestDetails.lastName</w:t>
-            </w:r>
-          </w:p>
-        </w:tc>
-        <w:tc>
-          <w:tcPr>
-            <w:tcW w:type="dxa" w:w="2160"/>
-          </w:tcPr>
-          <w:p>
-            <w:r>
-              <w:t>required</w:t>
-            </w:r>
-          </w:p>
-        </w:tc>
-        <w:tc>
-          <w:tcPr>
-            <w:tcW w:type="dxa" w:w="2160"/>
-          </w:tcPr>
-          <w:p>
-            <w:r>
-              <w:t>string</w:t>
-            </w:r>
-          </w:p>
-        </w:tc>
-        <w:tc>
-          <w:tcPr>
-            <w:tcW w:type="dxa" w:w="2160"/>
-          </w:tcPr>
-          <w:p>
-            <w:r>
-              <w:t>Guest last name</w:t>
-            </w:r>
-          </w:p>
-        </w:tc>
-      </w:tr>
-      <w:tr>
-        <w:tc>
-          <w:tcPr>
-            <w:tcW w:type="dxa" w:w="2160"/>
-          </w:tcPr>
-          <w:p>
-            <w:r>
-              <w:t>guestDetails.email</w:t>
-            </w:r>
-          </w:p>
-        </w:tc>
-        <w:tc>
-          <w:tcPr>
-            <w:tcW w:type="dxa" w:w="2160"/>
-          </w:tcPr>
-          <w:p>
-            <w:r>
-              <w:t>required</w:t>
-            </w:r>
-          </w:p>
-        </w:tc>
-        <w:tc>
-          <w:tcPr>
-            <w:tcW w:type="dxa" w:w="2160"/>
-          </w:tcPr>
-          <w:p>
-            <w:r>
-              <w:t>string</w:t>
-            </w:r>
-          </w:p>
-        </w:tc>
-        <w:tc>
-          <w:tcPr>
-            <w:tcW w:type="dxa" w:w="2160"/>
-          </w:tcPr>
-          <w:p>
-            <w:r>
-              <w:t>Guest email</w:t>
-            </w:r>
-          </w:p>
-        </w:tc>
-      </w:tr>
-      <w:tr>
-        <w:tc>
-          <w:tcPr>
-            <w:tcW w:type="dxa" w:w="2160"/>
-          </w:tcPr>
-          <w:p>
-            <w:r>
-              <w:t>guestDetails.mobileNumber</w:t>
-            </w:r>
-          </w:p>
-        </w:tc>
-        <w:tc>
-          <w:tcPr>
-            <w:tcW w:type="dxa" w:w="2160"/>
-          </w:tcPr>
-          <w:p>
-            <w:r>
-              <w:t>required</w:t>
-            </w:r>
-          </w:p>
-        </w:tc>
-        <w:tc>
-          <w:tcPr>
-            <w:tcW w:type="dxa" w:w="2160"/>
-          </w:tcPr>
-          <w:p>
-            <w:r>
-              <w:t>string</w:t>
-            </w:r>
-          </w:p>
-        </w:tc>
-        <w:tc>
-          <w:tcPr>
-            <w:tcW w:type="dxa" w:w="2160"/>
-          </w:tcPr>
-          <w:p>
-            <w:r>
-              <w:t>Guest phone e.g. 233241234567</w:t>
-            </w:r>
-          </w:p>
-        </w:tc>
-      </w:tr>
-      <w:tr>
-        <w:tc>
-          <w:tcPr>
-            <w:tcW w:type="dxa" w:w="2160"/>
-          </w:tcPr>
-          <w:p>
-            <w:r>
-              <w:t>guestDetails.countryCode</w:t>
-            </w:r>
-          </w:p>
-        </w:tc>
-        <w:tc>
-          <w:tcPr>
-            <w:tcW w:type="dxa" w:w="2160"/>
-          </w:tcPr>
-          <w:p>
-            <w:r>
-              <w:t>optional</w:t>
-            </w:r>
-          </w:p>
-        </w:tc>
-        <w:tc>
-          <w:tcPr>
-            <w:tcW w:type="dxa" w:w="2160"/>
-          </w:tcPr>
-          <w:p>
-            <w:r>
-              <w:t>string</w:t>
-            </w:r>
-          </w:p>
-        </w:tc>
-        <w:tc>
-          <w:tcPr>
-            <w:tcW w:type="dxa" w:w="2160"/>
-          </w:tcPr>
-          <w:p>
-            <w:r>
-              <w:t>Country code</w:t>
-            </w:r>
-          </w:p>
-        </w:tc>
-      </w:tr>
-      <w:tr>
-        <w:tc>
-          <w:tcPr>
-            <w:tcW w:type="dxa" w:w="2160"/>
-          </w:tcPr>
-          <w:p>
-            <w:r>
-              <w:t>guestDetails.specialRequests</w:t>
-            </w:r>
-          </w:p>
-        </w:tc>
-        <w:tc>
-          <w:tcPr>
-            <w:tcW w:type="dxa" w:w="2160"/>
-          </w:tcPr>
-          <w:p>
-            <w:r>
-              <w:t>optional</w:t>
-            </w:r>
-          </w:p>
-        </w:tc>
-        <w:tc>
-          <w:tcPr>
-            <w:tcW w:type="dxa" w:w="2160"/>
-          </w:tcPr>
-          <w:p>
-            <w:r>
-              <w:t>string</w:t>
-            </w:r>
-          </w:p>
-        </w:tc>
-        <w:tc>
-          <w:tcPr>
-            <w:tcW w:type="dxa" w:w="2160"/>
-          </w:tcPr>
-          <w:p>
-            <w:r>
-              <w:t>Special requests</w:t>
+              <w:t>Cart ID</w:t>
             </w:r>
           </w:p>
         </w:tc>
@@ -12950,28 +12573,6 @@
         <w:rPr>
           <w:b/>
         </w:rPr>
-        <w:t xml:space="preserve">Note: </w:t>
-      </w:r>
-      <w:r>
-        <w:t>* Send cartId OR roomId. ** Required only for direct roomId booking.</w:t>
-      </w:r>
-    </w:p>
-    <w:p>
-      <w:r>
-        <w:rPr>
-          <w:b/>
-        </w:rPr>
-        <w:t xml:space="preserve">Content-Type: </w:t>
-      </w:r>
-      <w:r>
-        <w:t>application/json</w:t>
-      </w:r>
-    </w:p>
-    <w:p>
-      <w:r>
-        <w:rPr>
-          <w:b/>
-        </w:rPr>
         <w:t>Response:-</w:t>
       </w:r>
     </w:p>
@@ -12988,27 +12589,9 @@
         <w:br/>
         <w:t xml:space="preserve">  "success": true,</w:t>
         <w:br/>
-        <w:t xml:space="preserve">  "statusCode": 201,</w:t>
-        <w:br/>
-        <w:t xml:space="preserve">  "message": "Booking created. Complete payment with Hubtel.",</w:t>
-        <w:br/>
-        <w:t xml:space="preserve">  "data": {</w:t>
-        <w:br/>
-        <w:t xml:space="preserve">    "bookingReference": "ABC12XYZ",</w:t>
-        <w:br/>
-        <w:t xml:space="preserve">    "bookingIds": ["..."],</w:t>
-        <w:br/>
-        <w:t xml:space="preserve">    "totalAmount": 650,</w:t>
-        <w:br/>
-        <w:t xml:space="preserve">    "currency": "USD",</w:t>
-        <w:br/>
-        <w:t xml:space="preserve">    "paymentMethod": "Hubtel",</w:t>
-        <w:br/>
-        <w:t xml:space="preserve">    "checkoutUrl": "https://pay.hubtel.com/...",</w:t>
-        <w:br/>
-        <w:t xml:space="preserve">    "bookings": []</w:t>
-        <w:br/>
-        <w:t xml:space="preserve">  }</w:t>
+        <w:t xml:space="preserve">  "message": "Cart cleared",</w:t>
+        <w:br/>
+        <w:t xml:space="preserve">  "data": { "cartId": "...", "subTotal": 0, "items": [] }</w:t>
         <w:br/>
         <w:t>}</w:t>
       </w:r>
@@ -13020,7 +12603,7 @@
           <w:b/>
           <w:sz w:val="28"/>
         </w:rPr>
-        <w:t>42. Hubtel Payment Callback API</w:t>
+        <w:t>WEBSITE — BOOKING &amp; PAYMENT (Hubtel)</w:t>
       </w:r>
     </w:p>
     <w:p/>
@@ -13028,11 +12611,21 @@
       <w:r>
         <w:rPr>
           <w:b/>
+          <w:sz w:val="28"/>
+        </w:rPr>
+        <w:t>42. Create Room Booking API (Hubtel)</w:t>
+      </w:r>
+    </w:p>
+    <w:p/>
+    <w:p>
+      <w:r>
+        <w:rPr>
+          <w:b/>
         </w:rPr>
         <w:t xml:space="preserve">Description: </w:t>
       </w:r>
       <w:r>
-        <w:t>Server-to-server webhook from Hubtel when payment completes. Configure HUBTEL_CALLBACK_URL to this endpoint.</w:t>
+        <w:t>Creates booking from cart or direct room selection. Checks quantity availability, then initiates Hubtel payment. Redirect user to checkoutUrl.</w:t>
       </w:r>
     </w:p>
     <w:p>
@@ -13043,7 +12636,7 @@
         <w:t xml:space="preserve">Endpoint: </w:t>
       </w:r>
       <w:r>
-        <w:t>/api/v1/booking/hubtel/callback</w:t>
+        <w:t>/api/v1/booking/room</w:t>
       </w:r>
     </w:p>
     <w:p>
@@ -13065,7 +12658,7 @@
         <w:t xml:space="preserve">Auth: </w:t>
       </w:r>
       <w:r>
-        <w:t>Called by Hubtel servers</w:t>
+        <w:t>None — public website API</w:t>
       </w:r>
     </w:p>
     <w:p/>
@@ -13154,17 +12747,17 @@
           </w:tcPr>
           <w:p>
             <w:r>
-              <w:t>ClientReference</w:t>
-            </w:r>
-          </w:p>
-        </w:tc>
-        <w:tc>
-          <w:tcPr>
-            <w:tcW w:type="dxa" w:w="2160"/>
-          </w:tcPr>
-          <w:p>
-            <w:r>
-              <w:t>required</w:t>
+              <w:t>cartId</w:t>
+            </w:r>
+          </w:p>
+        </w:tc>
+        <w:tc>
+          <w:tcPr>
+            <w:tcW w:type="dxa" w:w="2160"/>
+          </w:tcPr>
+          <w:p>
+            <w:r>
+              <w:t>optional*</w:t>
             </w:r>
           </w:p>
         </w:tc>
@@ -13184,7 +12777,7 @@
           </w:tcPr>
           <w:p>
             <w:r>
-              <w:t>bookingReference sent during checkout</w:t>
+              <w:t>Cart ID — use this OR roomId below</w:t>
             </w:r>
           </w:p>
         </w:tc>
@@ -13196,17 +12789,17 @@
           </w:tcPr>
           <w:p>
             <w:r>
-              <w:t>Status</w:t>
-            </w:r>
-          </w:p>
-        </w:tc>
-        <w:tc>
-          <w:tcPr>
-            <w:tcW w:type="dxa" w:w="2160"/>
-          </w:tcPr>
-          <w:p>
-            <w:r>
-              <w:t>required</w:t>
+              <w:t>roomId</w:t>
+            </w:r>
+          </w:p>
+        </w:tc>
+        <w:tc>
+          <w:tcPr>
+            <w:tcW w:type="dxa" w:w="2160"/>
+          </w:tcPr>
+          <w:p>
+            <w:r>
+              <w:t>optional*</w:t>
             </w:r>
           </w:p>
         </w:tc>
@@ -13226,7 +12819,7 @@
           </w:tcPr>
           <w:p>
             <w:r>
-              <w:t>Paid | Unpaid | etc.</w:t>
+              <w:t>Direct booking without cart</w:t>
             </w:r>
           </w:p>
         </w:tc>
@@ -13238,7 +12831,175 @@
           </w:tcPr>
           <w:p>
             <w:r>
-              <w:t>TransactionId</w:t>
+              <w:t>checkInDate</w:t>
+            </w:r>
+          </w:p>
+        </w:tc>
+        <w:tc>
+          <w:tcPr>
+            <w:tcW w:type="dxa" w:w="2160"/>
+          </w:tcPr>
+          <w:p>
+            <w:r>
+              <w:t>required**</w:t>
+            </w:r>
+          </w:p>
+        </w:tc>
+        <w:tc>
+          <w:tcPr>
+            <w:tcW w:type="dxa" w:w="2160"/>
+          </w:tcPr>
+          <w:p>
+            <w:r>
+              <w:t>string</w:t>
+            </w:r>
+          </w:p>
+        </w:tc>
+        <w:tc>
+          <w:tcPr>
+            <w:tcW w:type="dxa" w:w="2160"/>
+          </w:tcPr>
+          <w:p>
+            <w:r>
+              <w:t>Required when using roomId (not cart)</w:t>
+            </w:r>
+          </w:p>
+        </w:tc>
+      </w:tr>
+      <w:tr>
+        <w:tc>
+          <w:tcPr>
+            <w:tcW w:type="dxa" w:w="2160"/>
+          </w:tcPr>
+          <w:p>
+            <w:r>
+              <w:t>checkOutDate</w:t>
+            </w:r>
+          </w:p>
+        </w:tc>
+        <w:tc>
+          <w:tcPr>
+            <w:tcW w:type="dxa" w:w="2160"/>
+          </w:tcPr>
+          <w:p>
+            <w:r>
+              <w:t>required**</w:t>
+            </w:r>
+          </w:p>
+        </w:tc>
+        <w:tc>
+          <w:tcPr>
+            <w:tcW w:type="dxa" w:w="2160"/>
+          </w:tcPr>
+          <w:p>
+            <w:r>
+              <w:t>string</w:t>
+            </w:r>
+          </w:p>
+        </w:tc>
+        <w:tc>
+          <w:tcPr>
+            <w:tcW w:type="dxa" w:w="2160"/>
+          </w:tcPr>
+          <w:p>
+            <w:r>
+              <w:t>Required when using roomId</w:t>
+            </w:r>
+          </w:p>
+        </w:tc>
+      </w:tr>
+      <w:tr>
+        <w:tc>
+          <w:tcPr>
+            <w:tcW w:type="dxa" w:w="2160"/>
+          </w:tcPr>
+          <w:p>
+            <w:r>
+              <w:t>adults</w:t>
+            </w:r>
+          </w:p>
+        </w:tc>
+        <w:tc>
+          <w:tcPr>
+            <w:tcW w:type="dxa" w:w="2160"/>
+          </w:tcPr>
+          <w:p>
+            <w:r>
+              <w:t>required**</w:t>
+            </w:r>
+          </w:p>
+        </w:tc>
+        <w:tc>
+          <w:tcPr>
+            <w:tcW w:type="dxa" w:w="2160"/>
+          </w:tcPr>
+          <w:p>
+            <w:r>
+              <w:t>number</w:t>
+            </w:r>
+          </w:p>
+        </w:tc>
+        <w:tc>
+          <w:tcPr>
+            <w:tcW w:type="dxa" w:w="2160"/>
+          </w:tcPr>
+          <w:p>
+            <w:r>
+              <w:t>Required when using roomId</w:t>
+            </w:r>
+          </w:p>
+        </w:tc>
+      </w:tr>
+      <w:tr>
+        <w:tc>
+          <w:tcPr>
+            <w:tcW w:type="dxa" w:w="2160"/>
+          </w:tcPr>
+          <w:p>
+            <w:r>
+              <w:t>quantity</w:t>
+            </w:r>
+          </w:p>
+        </w:tc>
+        <w:tc>
+          <w:tcPr>
+            <w:tcW w:type="dxa" w:w="2160"/>
+          </w:tcPr>
+          <w:p>
+            <w:r>
+              <w:t>required**</w:t>
+            </w:r>
+          </w:p>
+        </w:tc>
+        <w:tc>
+          <w:tcPr>
+            <w:tcW w:type="dxa" w:w="2160"/>
+          </w:tcPr>
+          <w:p>
+            <w:r>
+              <w:t>number</w:t>
+            </w:r>
+          </w:p>
+        </w:tc>
+        <w:tc>
+          <w:tcPr>
+            <w:tcW w:type="dxa" w:w="2160"/>
+          </w:tcPr>
+          <w:p>
+            <w:r>
+              <w:t>Units to book when using roomId</w:t>
+            </w:r>
+          </w:p>
+        </w:tc>
+      </w:tr>
+      <w:tr>
+        <w:tc>
+          <w:tcPr>
+            <w:tcW w:type="dxa" w:w="2160"/>
+          </w:tcPr>
+          <w:p>
+            <w:r>
+              <w:t>children</w:t>
             </w:r>
           </w:p>
         </w:tc>
@@ -13258,6 +13019,90 @@
           </w:tcPr>
           <w:p>
             <w:r>
+              <w:t>number</w:t>
+            </w:r>
+          </w:p>
+        </w:tc>
+        <w:tc>
+          <w:tcPr>
+            <w:tcW w:type="dxa" w:w="2160"/>
+          </w:tcPr>
+          <w:p>
+            <w:r>
+              <w:t>Children count</w:t>
+            </w:r>
+          </w:p>
+        </w:tc>
+      </w:tr>
+      <w:tr>
+        <w:tc>
+          <w:tcPr>
+            <w:tcW w:type="dxa" w:w="2160"/>
+          </w:tcPr>
+          <w:p>
+            <w:r>
+              <w:t>guestDetails</w:t>
+            </w:r>
+          </w:p>
+        </w:tc>
+        <w:tc>
+          <w:tcPr>
+            <w:tcW w:type="dxa" w:w="2160"/>
+          </w:tcPr>
+          <w:p>
+            <w:r>
+              <w:t>required</w:t>
+            </w:r>
+          </w:p>
+        </w:tc>
+        <w:tc>
+          <w:tcPr>
+            <w:tcW w:type="dxa" w:w="2160"/>
+          </w:tcPr>
+          <w:p>
+            <w:r>
+              <w:t>object</w:t>
+            </w:r>
+          </w:p>
+        </w:tc>
+        <w:tc>
+          <w:tcPr>
+            <w:tcW w:type="dxa" w:w="2160"/>
+          </w:tcPr>
+          <w:p>
+            <w:r>
+              <w:t>Guest information object</w:t>
+            </w:r>
+          </w:p>
+        </w:tc>
+      </w:tr>
+      <w:tr>
+        <w:tc>
+          <w:tcPr>
+            <w:tcW w:type="dxa" w:w="2160"/>
+          </w:tcPr>
+          <w:p>
+            <w:r>
+              <w:t>guestDetails.firstName</w:t>
+            </w:r>
+          </w:p>
+        </w:tc>
+        <w:tc>
+          <w:tcPr>
+            <w:tcW w:type="dxa" w:w="2160"/>
+          </w:tcPr>
+          <w:p>
+            <w:r>
+              <w:t>required</w:t>
+            </w:r>
+          </w:p>
+        </w:tc>
+        <w:tc>
+          <w:tcPr>
+            <w:tcW w:type="dxa" w:w="2160"/>
+          </w:tcPr>
+          <w:p>
+            <w:r>
               <w:t>string</w:t>
             </w:r>
           </w:p>
@@ -13268,7 +13113,217 @@
           </w:tcPr>
           <w:p>
             <w:r>
-              <w:t>Hubtel transaction ID</w:t>
+              <w:t>Guest first name</w:t>
+            </w:r>
+          </w:p>
+        </w:tc>
+      </w:tr>
+      <w:tr>
+        <w:tc>
+          <w:tcPr>
+            <w:tcW w:type="dxa" w:w="2160"/>
+          </w:tcPr>
+          <w:p>
+            <w:r>
+              <w:t>guestDetails.lastName</w:t>
+            </w:r>
+          </w:p>
+        </w:tc>
+        <w:tc>
+          <w:tcPr>
+            <w:tcW w:type="dxa" w:w="2160"/>
+          </w:tcPr>
+          <w:p>
+            <w:r>
+              <w:t>required</w:t>
+            </w:r>
+          </w:p>
+        </w:tc>
+        <w:tc>
+          <w:tcPr>
+            <w:tcW w:type="dxa" w:w="2160"/>
+          </w:tcPr>
+          <w:p>
+            <w:r>
+              <w:t>string</w:t>
+            </w:r>
+          </w:p>
+        </w:tc>
+        <w:tc>
+          <w:tcPr>
+            <w:tcW w:type="dxa" w:w="2160"/>
+          </w:tcPr>
+          <w:p>
+            <w:r>
+              <w:t>Guest last name</w:t>
+            </w:r>
+          </w:p>
+        </w:tc>
+      </w:tr>
+      <w:tr>
+        <w:tc>
+          <w:tcPr>
+            <w:tcW w:type="dxa" w:w="2160"/>
+          </w:tcPr>
+          <w:p>
+            <w:r>
+              <w:t>guestDetails.email</w:t>
+            </w:r>
+          </w:p>
+        </w:tc>
+        <w:tc>
+          <w:tcPr>
+            <w:tcW w:type="dxa" w:w="2160"/>
+          </w:tcPr>
+          <w:p>
+            <w:r>
+              <w:t>required</w:t>
+            </w:r>
+          </w:p>
+        </w:tc>
+        <w:tc>
+          <w:tcPr>
+            <w:tcW w:type="dxa" w:w="2160"/>
+          </w:tcPr>
+          <w:p>
+            <w:r>
+              <w:t>string</w:t>
+            </w:r>
+          </w:p>
+        </w:tc>
+        <w:tc>
+          <w:tcPr>
+            <w:tcW w:type="dxa" w:w="2160"/>
+          </w:tcPr>
+          <w:p>
+            <w:r>
+              <w:t>Guest email</w:t>
+            </w:r>
+          </w:p>
+        </w:tc>
+      </w:tr>
+      <w:tr>
+        <w:tc>
+          <w:tcPr>
+            <w:tcW w:type="dxa" w:w="2160"/>
+          </w:tcPr>
+          <w:p>
+            <w:r>
+              <w:t>guestDetails.mobileNumber</w:t>
+            </w:r>
+          </w:p>
+        </w:tc>
+        <w:tc>
+          <w:tcPr>
+            <w:tcW w:type="dxa" w:w="2160"/>
+          </w:tcPr>
+          <w:p>
+            <w:r>
+              <w:t>required</w:t>
+            </w:r>
+          </w:p>
+        </w:tc>
+        <w:tc>
+          <w:tcPr>
+            <w:tcW w:type="dxa" w:w="2160"/>
+          </w:tcPr>
+          <w:p>
+            <w:r>
+              <w:t>string</w:t>
+            </w:r>
+          </w:p>
+        </w:tc>
+        <w:tc>
+          <w:tcPr>
+            <w:tcW w:type="dxa" w:w="2160"/>
+          </w:tcPr>
+          <w:p>
+            <w:r>
+              <w:t>Guest phone e.g. 233241234567</w:t>
+            </w:r>
+          </w:p>
+        </w:tc>
+      </w:tr>
+      <w:tr>
+        <w:tc>
+          <w:tcPr>
+            <w:tcW w:type="dxa" w:w="2160"/>
+          </w:tcPr>
+          <w:p>
+            <w:r>
+              <w:t>guestDetails.countryCode</w:t>
+            </w:r>
+          </w:p>
+        </w:tc>
+        <w:tc>
+          <w:tcPr>
+            <w:tcW w:type="dxa" w:w="2160"/>
+          </w:tcPr>
+          <w:p>
+            <w:r>
+              <w:t>optional</w:t>
+            </w:r>
+          </w:p>
+        </w:tc>
+        <w:tc>
+          <w:tcPr>
+            <w:tcW w:type="dxa" w:w="2160"/>
+          </w:tcPr>
+          <w:p>
+            <w:r>
+              <w:t>string</w:t>
+            </w:r>
+          </w:p>
+        </w:tc>
+        <w:tc>
+          <w:tcPr>
+            <w:tcW w:type="dxa" w:w="2160"/>
+          </w:tcPr>
+          <w:p>
+            <w:r>
+              <w:t>Country code</w:t>
+            </w:r>
+          </w:p>
+        </w:tc>
+      </w:tr>
+      <w:tr>
+        <w:tc>
+          <w:tcPr>
+            <w:tcW w:type="dxa" w:w="2160"/>
+          </w:tcPr>
+          <w:p>
+            <w:r>
+              <w:t>guestDetails.specialRequests</w:t>
+            </w:r>
+          </w:p>
+        </w:tc>
+        <w:tc>
+          <w:tcPr>
+            <w:tcW w:type="dxa" w:w="2160"/>
+          </w:tcPr>
+          <w:p>
+            <w:r>
+              <w:t>optional</w:t>
+            </w:r>
+          </w:p>
+        </w:tc>
+        <w:tc>
+          <w:tcPr>
+            <w:tcW w:type="dxa" w:w="2160"/>
+          </w:tcPr>
+          <w:p>
+            <w:r>
+              <w:t>string</w:t>
+            </w:r>
+          </w:p>
+        </w:tc>
+        <w:tc>
+          <w:tcPr>
+            <w:tcW w:type="dxa" w:w="2160"/>
+          </w:tcPr>
+          <w:p>
+            <w:r>
+              <w:t>Special requests</w:t>
             </w:r>
           </w:p>
         </w:tc>
@@ -13280,6 +13335,28 @@
         <w:rPr>
           <w:b/>
         </w:rPr>
+        <w:t xml:space="preserve">Note: </w:t>
+      </w:r>
+      <w:r>
+        <w:t>* Send cartId OR roomId. ** Required only for direct roomId booking.</w:t>
+      </w:r>
+    </w:p>
+    <w:p>
+      <w:r>
+        <w:rPr>
+          <w:b/>
+        </w:rPr>
+        <w:t xml:space="preserve">Content-Type: </w:t>
+      </w:r>
+      <w:r>
+        <w:t>application/json</w:t>
+      </w:r>
+    </w:p>
+    <w:p>
+      <w:r>
+        <w:rPr>
+          <w:b/>
+        </w:rPr>
         <w:t>Response:-</w:t>
       </w:r>
     </w:p>
@@ -13296,7 +13373,27 @@
         <w:br/>
         <w:t xml:space="preserve">  "success": true,</w:t>
         <w:br/>
-        <w:t xml:space="preserve">  "message": "Callback processed"</w:t>
+        <w:t xml:space="preserve">  "statusCode": 201,</w:t>
+        <w:br/>
+        <w:t xml:space="preserve">  "message": "Booking created. Complete payment with Hubtel.",</w:t>
+        <w:br/>
+        <w:t xml:space="preserve">  "data": {</w:t>
+        <w:br/>
+        <w:t xml:space="preserve">    "bookingReference": "ABC12XYZ",</w:t>
+        <w:br/>
+        <w:t xml:space="preserve">    "bookingIds": ["..."],</w:t>
+        <w:br/>
+        <w:t xml:space="preserve">    "totalAmount": 650,</w:t>
+        <w:br/>
+        <w:t xml:space="preserve">    "currency": "USD",</w:t>
+        <w:br/>
+        <w:t xml:space="preserve">    "paymentMethod": "Hubtel",</w:t>
+        <w:br/>
+        <w:t xml:space="preserve">    "checkoutUrl": "https://pay.hubtel.com/...",</w:t>
+        <w:br/>
+        <w:t xml:space="preserve">    "bookings": []</w:t>
+        <w:br/>
+        <w:t xml:space="preserve">  }</w:t>
         <w:br/>
         <w:t>}</w:t>
       </w:r>
@@ -13308,7 +13405,7 @@
           <w:b/>
           <w:sz w:val="28"/>
         </w:rPr>
-        <w:t>43. Confirm Booking Payment API</w:t>
+        <w:t>43. Hubtel Payment Callback API</w:t>
       </w:r>
     </w:p>
     <w:p/>
@@ -13320,7 +13417,7 @@
         <w:t xml:space="preserve">Description: </w:t>
       </w:r>
       <w:r>
-        <w:t>Called after customer returns from Hubtel checkout page to verify payment status.</w:t>
+        <w:t>Server-to-server webhook from Hubtel when payment completes. Configure HUBTEL_CALLBACK_URL to this endpoint.</w:t>
       </w:r>
     </w:p>
     <w:p>
@@ -13331,7 +13428,7 @@
         <w:t xml:space="preserve">Endpoint: </w:t>
       </w:r>
       <w:r>
-        <w:t>/api/v1/booking/confirm</w:t>
+        <w:t>/api/v1/booking/hubtel/callback</w:t>
       </w:r>
     </w:p>
     <w:p>
@@ -13342,7 +13439,7 @@
         <w:t xml:space="preserve">Method: </w:t>
       </w:r>
       <w:r>
-        <w:t>GET</w:t>
+        <w:t>POST</w:t>
       </w:r>
     </w:p>
     <w:p>
@@ -13353,7 +13450,7 @@
         <w:t xml:space="preserve">Auth: </w:t>
       </w:r>
       <w:r>
-        <w:t>None — public website API</w:t>
+        <w:t>Called by Hubtel servers</w:t>
       </w:r>
     </w:p>
     <w:p/>
@@ -13442,7 +13539,7 @@
           </w:tcPr>
           <w:p>
             <w:r>
-              <w:t>reference</w:t>
+              <w:t>ClientReference</w:t>
             </w:r>
           </w:p>
         </w:tc>
@@ -13472,7 +13569,91 @@
           </w:tcPr>
           <w:p>
             <w:r>
-              <w:t>bookingReference query param</w:t>
+              <w:t>bookingReference sent during checkout</w:t>
+            </w:r>
+          </w:p>
+        </w:tc>
+      </w:tr>
+      <w:tr>
+        <w:tc>
+          <w:tcPr>
+            <w:tcW w:type="dxa" w:w="2160"/>
+          </w:tcPr>
+          <w:p>
+            <w:r>
+              <w:t>Status</w:t>
+            </w:r>
+          </w:p>
+        </w:tc>
+        <w:tc>
+          <w:tcPr>
+            <w:tcW w:type="dxa" w:w="2160"/>
+          </w:tcPr>
+          <w:p>
+            <w:r>
+              <w:t>required</w:t>
+            </w:r>
+          </w:p>
+        </w:tc>
+        <w:tc>
+          <w:tcPr>
+            <w:tcW w:type="dxa" w:w="2160"/>
+          </w:tcPr>
+          <w:p>
+            <w:r>
+              <w:t>string</w:t>
+            </w:r>
+          </w:p>
+        </w:tc>
+        <w:tc>
+          <w:tcPr>
+            <w:tcW w:type="dxa" w:w="2160"/>
+          </w:tcPr>
+          <w:p>
+            <w:r>
+              <w:t>Paid | Unpaid | etc.</w:t>
+            </w:r>
+          </w:p>
+        </w:tc>
+      </w:tr>
+      <w:tr>
+        <w:tc>
+          <w:tcPr>
+            <w:tcW w:type="dxa" w:w="2160"/>
+          </w:tcPr>
+          <w:p>
+            <w:r>
+              <w:t>TransactionId</w:t>
+            </w:r>
+          </w:p>
+        </w:tc>
+        <w:tc>
+          <w:tcPr>
+            <w:tcW w:type="dxa" w:w="2160"/>
+          </w:tcPr>
+          <w:p>
+            <w:r>
+              <w:t>optional</w:t>
+            </w:r>
+          </w:p>
+        </w:tc>
+        <w:tc>
+          <w:tcPr>
+            <w:tcW w:type="dxa" w:w="2160"/>
+          </w:tcPr>
+          <w:p>
+            <w:r>
+              <w:t>string</w:t>
+            </w:r>
+          </w:p>
+        </w:tc>
+        <w:tc>
+          <w:tcPr>
+            <w:tcW w:type="dxa" w:w="2160"/>
+          </w:tcPr>
+          <w:p>
+            <w:r>
+              <w:t>Hubtel transaction ID</w:t>
             </w:r>
           </w:p>
         </w:tc>
@@ -13500,17 +13681,7 @@
         <w:br/>
         <w:t xml:space="preserve">  "success": true,</w:t>
         <w:br/>
-        <w:t xml:space="preserve">  "message": "Booking payment status checked",</w:t>
-        <w:br/>
-        <w:t xml:space="preserve">  "data": {</w:t>
-        <w:br/>
-        <w:t xml:space="preserve">    "isPaid": true,</w:t>
-        <w:br/>
-        <w:t xml:space="preserve">    "status": "Paid",</w:t>
-        <w:br/>
-        <w:t xml:space="preserve">    "bookings": [{ "bookingReference": "ABC12XYZ", "status": "Confirmed", "paymentStatus": "paid" }]</w:t>
-        <w:br/>
-        <w:t xml:space="preserve">  }</w:t>
+        <w:t xml:space="preserve">  "message": "Callback processed"</w:t>
         <w:br/>
         <w:t>}</w:t>
       </w:r>
@@ -13522,7 +13693,7 @@
           <w:b/>
           <w:sz w:val="28"/>
         </w:rPr>
-        <w:t>44. Get Booking By Reference API</w:t>
+        <w:t>44. Confirm Booking Payment API</w:t>
       </w:r>
     </w:p>
     <w:p/>
@@ -13534,7 +13705,7 @@
         <w:t xml:space="preserve">Description: </w:t>
       </w:r>
       <w:r>
-        <w:t>Returns booking details by booking reference number.</w:t>
+        <w:t>Called after customer returns from Hubtel checkout page to verify payment status.</w:t>
       </w:r>
     </w:p>
     <w:p>
@@ -13545,7 +13716,7 @@
         <w:t xml:space="preserve">Endpoint: </w:t>
       </w:r>
       <w:r>
-        <w:t>/api/v1/booking/reference/:reference</w:t>
+        <w:t>/api/v1/booking/confirm</w:t>
       </w:r>
     </w:p>
     <w:p>
@@ -13656,7 +13827,7 @@
           </w:tcPr>
           <w:p>
             <w:r>
-              <w:t>reference (path)</w:t>
+              <w:t>reference</w:t>
             </w:r>
           </w:p>
         </w:tc>
@@ -13686,7 +13857,7 @@
           </w:tcPr>
           <w:p>
             <w:r>
-              <w:t>Booking reference e.g. ABC12XYZ</w:t>
+              <w:t>bookingReference query param</w:t>
             </w:r>
           </w:p>
         </w:tc>
@@ -13714,31 +13885,15 @@
         <w:br/>
         <w:t xml:space="preserve">  "success": true,</w:t>
         <w:br/>
-        <w:t xml:space="preserve">  "message": "Booking retrieved",</w:t>
+        <w:t xml:space="preserve">  "message": "Booking payment status checked",</w:t>
         <w:br/>
         <w:t xml:space="preserve">  "data": {</w:t>
         <w:br/>
-        <w:t xml:space="preserve">    "bookingReference": "ABC12XYZ",</w:t>
-        <w:br/>
-        <w:t xml:space="preserve">    "bookings": [{</w:t>
-        <w:br/>
-        <w:t xml:space="preserve">      "roomId": "...",</w:t>
-        <w:br/>
-        <w:t xml:space="preserve">      "roomSnapshot": { "title": "The Villa" },</w:t>
-        <w:br/>
-        <w:t xml:space="preserve">      "roomQuantity": 1,</w:t>
-        <w:br/>
-        <w:t xml:space="preserve">      "checkInDate": "2026-06-08T00:00:00.000Z",</w:t>
-        <w:br/>
-        <w:t xml:space="preserve">      "checkOutDate": "2026-06-09T00:00:00.000Z",</w:t>
-        <w:br/>
-        <w:t xml:space="preserve">      "totalAmount": 650,</w:t>
-        <w:br/>
-        <w:t xml:space="preserve">      "status": "Confirmed",</w:t>
-        <w:br/>
-        <w:t xml:space="preserve">      "paymentStatus": "paid"</w:t>
-        <w:br/>
-        <w:t xml:space="preserve">    }]</w:t>
+        <w:t xml:space="preserve">    "isPaid": true,</w:t>
+        <w:br/>
+        <w:t xml:space="preserve">    "status": "Paid",</w:t>
+        <w:br/>
+        <w:t xml:space="preserve">    "bookings": [{ "bookingReference": "ABC12XYZ", "status": "Confirmed", "paymentStatus": "paid" }]</w:t>
         <w:br/>
         <w:t xml:space="preserve">  }</w:t>
         <w:br/>
@@ -13752,7 +13907,7 @@
           <w:b/>
           <w:sz w:val="28"/>
         </w:rPr>
-        <w:t>45. Submit Contact Message API</w:t>
+        <w:t>45. Get Booking By Reference API</w:t>
       </w:r>
     </w:p>
     <w:p/>
@@ -13764,7 +13919,7 @@
         <w:t xml:space="preserve">Description: </w:t>
       </w:r>
       <w:r>
-        <w:t>Public contact form submission from website.</w:t>
+        <w:t>Returns booking details by booking reference number.</w:t>
       </w:r>
     </w:p>
     <w:p>
@@ -13775,7 +13930,7 @@
         <w:t xml:space="preserve">Endpoint: </w:t>
       </w:r>
       <w:r>
-        <w:t>/api/v1/contact</w:t>
+        <w:t>/api/v1/booking/reference/:reference</w:t>
       </w:r>
     </w:p>
     <w:p>
@@ -13786,7 +13941,7 @@
         <w:t xml:space="preserve">Method: </w:t>
       </w:r>
       <w:r>
-        <w:t>POST</w:t>
+        <w:t>GET</w:t>
       </w:r>
     </w:p>
     <w:p>
@@ -13886,7 +14041,7 @@
           </w:tcPr>
           <w:p>
             <w:r>
-              <w:t>name</w:t>
+              <w:t>reference (path)</w:t>
             </w:r>
           </w:p>
         </w:tc>
@@ -13916,91 +14071,7 @@
           </w:tcPr>
           <w:p>
             <w:r>
-              <w:t>Sender name</w:t>
-            </w:r>
-          </w:p>
-        </w:tc>
-      </w:tr>
-      <w:tr>
-        <w:tc>
-          <w:tcPr>
-            <w:tcW w:type="dxa" w:w="2160"/>
-          </w:tcPr>
-          <w:p>
-            <w:r>
-              <w:t>email</w:t>
-            </w:r>
-          </w:p>
-        </w:tc>
-        <w:tc>
-          <w:tcPr>
-            <w:tcW w:type="dxa" w:w="2160"/>
-          </w:tcPr>
-          <w:p>
-            <w:r>
-              <w:t>required</w:t>
-            </w:r>
-          </w:p>
-        </w:tc>
-        <w:tc>
-          <w:tcPr>
-            <w:tcW w:type="dxa" w:w="2160"/>
-          </w:tcPr>
-          <w:p>
-            <w:r>
-              <w:t>string</w:t>
-            </w:r>
-          </w:p>
-        </w:tc>
-        <w:tc>
-          <w:tcPr>
-            <w:tcW w:type="dxa" w:w="2160"/>
-          </w:tcPr>
-          <w:p>
-            <w:r>
-              <w:t>Sender email</w:t>
-            </w:r>
-          </w:p>
-        </w:tc>
-      </w:tr>
-      <w:tr>
-        <w:tc>
-          <w:tcPr>
-            <w:tcW w:type="dxa" w:w="2160"/>
-          </w:tcPr>
-          <w:p>
-            <w:r>
-              <w:t>message</w:t>
-            </w:r>
-          </w:p>
-        </w:tc>
-        <w:tc>
-          <w:tcPr>
-            <w:tcW w:type="dxa" w:w="2160"/>
-          </w:tcPr>
-          <w:p>
-            <w:r>
-              <w:t>required</w:t>
-            </w:r>
-          </w:p>
-        </w:tc>
-        <w:tc>
-          <w:tcPr>
-            <w:tcW w:type="dxa" w:w="2160"/>
-          </w:tcPr>
-          <w:p>
-            <w:r>
-              <w:t>string</w:t>
-            </w:r>
-          </w:p>
-        </w:tc>
-        <w:tc>
-          <w:tcPr>
-            <w:tcW w:type="dxa" w:w="2160"/>
-          </w:tcPr>
-          <w:p>
-            <w:r>
-              <w:t>Message or query text</w:t>
+              <w:t>Booking reference e.g. ABC12XYZ</w:t>
             </w:r>
           </w:p>
         </w:tc>
@@ -14028,11 +14099,685 @@
         <w:br/>
         <w:t xml:space="preserve">  "success": true,</w:t>
         <w:br/>
+        <w:t xml:space="preserve">  "message": "Booking retrieved",</w:t>
+        <w:br/>
+        <w:t xml:space="preserve">  "data": {</w:t>
+        <w:br/>
+        <w:t xml:space="preserve">    "bookingReference": "ABC12XYZ",</w:t>
+        <w:br/>
+        <w:t xml:space="preserve">    "bookings": [{</w:t>
+        <w:br/>
+        <w:t xml:space="preserve">      "roomId": "...",</w:t>
+        <w:br/>
+        <w:t xml:space="preserve">      "roomSnapshot": { "title": "The Villa" },</w:t>
+        <w:br/>
+        <w:t xml:space="preserve">      "roomQuantity": 1,</w:t>
+        <w:br/>
+        <w:t xml:space="preserve">      "checkInDate": "2026-06-08T00:00:00.000Z",</w:t>
+        <w:br/>
+        <w:t xml:space="preserve">      "checkOutDate": "2026-06-09T00:00:00.000Z",</w:t>
+        <w:br/>
+        <w:t xml:space="preserve">      "totalAmount": 650,</w:t>
+        <w:br/>
+        <w:t xml:space="preserve">      "status": "Confirmed",</w:t>
+        <w:br/>
+        <w:t xml:space="preserve">      "paymentStatus": "paid"</w:t>
+        <w:br/>
+        <w:t xml:space="preserve">    }]</w:t>
+        <w:br/>
+        <w:t xml:space="preserve">  }</w:t>
+        <w:br/>
+        <w:t>}</w:t>
+      </w:r>
+    </w:p>
+    <w:p/>
+    <w:p>
+      <w:r>
+        <w:rPr>
+          <w:b/>
+          <w:sz w:val="28"/>
+        </w:rPr>
+        <w:t>46. Submit Contact Message API</w:t>
+      </w:r>
+    </w:p>
+    <w:p/>
+    <w:p>
+      <w:r>
+        <w:rPr>
+          <w:b/>
+        </w:rPr>
+        <w:t xml:space="preserve">Description: </w:t>
+      </w:r>
+      <w:r>
+        <w:t>Public contact form submission from website.</w:t>
+      </w:r>
+    </w:p>
+    <w:p>
+      <w:r>
+        <w:rPr>
+          <w:b/>
+        </w:rPr>
+        <w:t xml:space="preserve">Endpoint: </w:t>
+      </w:r>
+      <w:r>
+        <w:t>/api/v1/contact</w:t>
+      </w:r>
+    </w:p>
+    <w:p>
+      <w:r>
+        <w:rPr>
+          <w:b/>
+        </w:rPr>
+        <w:t xml:space="preserve">Method: </w:t>
+      </w:r>
+      <w:r>
+        <w:t>POST</w:t>
+      </w:r>
+    </w:p>
+    <w:p>
+      <w:r>
+        <w:rPr>
+          <w:b/>
+        </w:rPr>
+        <w:t xml:space="preserve">Auth: </w:t>
+      </w:r>
+      <w:r>
+        <w:t>None — public website API</w:t>
+      </w:r>
+    </w:p>
+    <w:p/>
+    <w:p>
+      <w:r>
+        <w:rPr>
+          <w:b/>
+        </w:rPr>
+        <w:t>Request:-</w:t>
+      </w:r>
+    </w:p>
+    <w:tbl>
+      <w:tblPr>
+        <w:tblStyle w:val="TableGrid"/>
+        <w:tblW w:type="auto" w:w="0"/>
+        <w:tblLook w:firstColumn="1" w:firstRow="1" w:lastColumn="0" w:lastRow="0" w:noHBand="0" w:noVBand="1" w:val="04A0"/>
+      </w:tblPr>
+      <w:tblGrid>
+        <w:gridCol w:w="2160"/>
+        <w:gridCol w:w="2160"/>
+        <w:gridCol w:w="2160"/>
+        <w:gridCol w:w="2160"/>
+      </w:tblGrid>
+      <w:tr>
+        <w:tc>
+          <w:tcPr>
+            <w:tcW w:type="dxa" w:w="2160"/>
+            <w:shd w:fill="D9E2F3"/>
+          </w:tcPr>
+          <w:p>
+            <w:r>
+              <w:rPr>
+                <w:b/>
+              </w:rPr>
+              <w:t>Parameter Name</w:t>
+            </w:r>
+          </w:p>
+        </w:tc>
+        <w:tc>
+          <w:tcPr>
+            <w:tcW w:type="dxa" w:w="2160"/>
+            <w:shd w:fill="D9E2F3"/>
+          </w:tcPr>
+          <w:p>
+            <w:r>
+              <w:rPr>
+                <w:b/>
+              </w:rPr>
+              <w:t>Required/Optional</w:t>
+            </w:r>
+          </w:p>
+        </w:tc>
+        <w:tc>
+          <w:tcPr>
+            <w:tcW w:type="dxa" w:w="2160"/>
+            <w:shd w:fill="D9E2F3"/>
+          </w:tcPr>
+          <w:p>
+            <w:r>
+              <w:rPr>
+                <w:b/>
+              </w:rPr>
+              <w:t>Data Type</w:t>
+            </w:r>
+          </w:p>
+        </w:tc>
+        <w:tc>
+          <w:tcPr>
+            <w:tcW w:type="dxa" w:w="2160"/>
+            <w:shd w:fill="D9E2F3"/>
+          </w:tcPr>
+          <w:p>
+            <w:r>
+              <w:rPr>
+                <w:b/>
+              </w:rPr>
+              <w:t>Description</w:t>
+            </w:r>
+          </w:p>
+        </w:tc>
+      </w:tr>
+      <w:tr>
+        <w:tc>
+          <w:tcPr>
+            <w:tcW w:type="dxa" w:w="2160"/>
+          </w:tcPr>
+          <w:p>
+            <w:r>
+              <w:t>name</w:t>
+            </w:r>
+          </w:p>
+        </w:tc>
+        <w:tc>
+          <w:tcPr>
+            <w:tcW w:type="dxa" w:w="2160"/>
+          </w:tcPr>
+          <w:p>
+            <w:r>
+              <w:t>required</w:t>
+            </w:r>
+          </w:p>
+        </w:tc>
+        <w:tc>
+          <w:tcPr>
+            <w:tcW w:type="dxa" w:w="2160"/>
+          </w:tcPr>
+          <w:p>
+            <w:r>
+              <w:t>string</w:t>
+            </w:r>
+          </w:p>
+        </w:tc>
+        <w:tc>
+          <w:tcPr>
+            <w:tcW w:type="dxa" w:w="2160"/>
+          </w:tcPr>
+          <w:p>
+            <w:r>
+              <w:t>Sender name</w:t>
+            </w:r>
+          </w:p>
+        </w:tc>
+      </w:tr>
+      <w:tr>
+        <w:tc>
+          <w:tcPr>
+            <w:tcW w:type="dxa" w:w="2160"/>
+          </w:tcPr>
+          <w:p>
+            <w:r>
+              <w:t>email</w:t>
+            </w:r>
+          </w:p>
+        </w:tc>
+        <w:tc>
+          <w:tcPr>
+            <w:tcW w:type="dxa" w:w="2160"/>
+          </w:tcPr>
+          <w:p>
+            <w:r>
+              <w:t>required</w:t>
+            </w:r>
+          </w:p>
+        </w:tc>
+        <w:tc>
+          <w:tcPr>
+            <w:tcW w:type="dxa" w:w="2160"/>
+          </w:tcPr>
+          <w:p>
+            <w:r>
+              <w:t>string</w:t>
+            </w:r>
+          </w:p>
+        </w:tc>
+        <w:tc>
+          <w:tcPr>
+            <w:tcW w:type="dxa" w:w="2160"/>
+          </w:tcPr>
+          <w:p>
+            <w:r>
+              <w:t>Sender email</w:t>
+            </w:r>
+          </w:p>
+        </w:tc>
+      </w:tr>
+      <w:tr>
+        <w:tc>
+          <w:tcPr>
+            <w:tcW w:type="dxa" w:w="2160"/>
+          </w:tcPr>
+          <w:p>
+            <w:r>
+              <w:t>message</w:t>
+            </w:r>
+          </w:p>
+        </w:tc>
+        <w:tc>
+          <w:tcPr>
+            <w:tcW w:type="dxa" w:w="2160"/>
+          </w:tcPr>
+          <w:p>
+            <w:r>
+              <w:t>required</w:t>
+            </w:r>
+          </w:p>
+        </w:tc>
+        <w:tc>
+          <w:tcPr>
+            <w:tcW w:type="dxa" w:w="2160"/>
+          </w:tcPr>
+          <w:p>
+            <w:r>
+              <w:t>string</w:t>
+            </w:r>
+          </w:p>
+        </w:tc>
+        <w:tc>
+          <w:tcPr>
+            <w:tcW w:type="dxa" w:w="2160"/>
+          </w:tcPr>
+          <w:p>
+            <w:r>
+              <w:t>Message or query text</w:t>
+            </w:r>
+          </w:p>
+        </w:tc>
+      </w:tr>
+    </w:tbl>
+    <w:p/>
+    <w:p>
+      <w:r>
+        <w:rPr>
+          <w:b/>
+        </w:rPr>
+        <w:t>Response:-</w:t>
+      </w:r>
+    </w:p>
+    <w:p>
+      <w:pPr>
+        <w:pStyle w:val="NoSpacing"/>
+      </w:pPr>
+      <w:r>
+        <w:rPr>
+          <w:rFonts w:ascii="Consolas" w:hAnsi="Consolas"/>
+          <w:sz w:val="18"/>
+        </w:rPr>
+        <w:t>{</w:t>
+        <w:br/>
+        <w:t xml:space="preserve">  "success": true,</w:t>
+        <w:br/>
         <w:t xml:space="preserve">  "statusCode": 201,</w:t>
         <w:br/>
         <w:t xml:space="preserve">  "message": "Message sent successfully",</w:t>
         <w:br/>
         <w:t xml:space="preserve">  "data": { "_id": "...", "name": "John", "email": "john@email.com" }</w:t>
+        <w:br/>
+        <w:t>}</w:t>
+      </w:r>
+    </w:p>
+    <w:p/>
+    <w:p>
+      <w:r>
+        <w:rPr>
+          <w:b/>
+          <w:sz w:val="28"/>
+        </w:rPr>
+        <w:t>47. Subscribe Email API</w:t>
+      </w:r>
+    </w:p>
+    <w:p/>
+    <w:p>
+      <w:r>
+        <w:rPr>
+          <w:b/>
+        </w:rPr>
+        <w:t xml:space="preserve">Description: </w:t>
+      </w:r>
+      <w:r>
+        <w:t>Public newsletter subscribe — saves user email only. Separate from contact form.</w:t>
+      </w:r>
+    </w:p>
+    <w:p>
+      <w:r>
+        <w:rPr>
+          <w:b/>
+        </w:rPr>
+        <w:t xml:space="preserve">Endpoint: </w:t>
+      </w:r>
+      <w:r>
+        <w:t>/api/v1/subscribe</w:t>
+      </w:r>
+    </w:p>
+    <w:p>
+      <w:r>
+        <w:rPr>
+          <w:b/>
+        </w:rPr>
+        <w:t xml:space="preserve">Method: </w:t>
+      </w:r>
+      <w:r>
+        <w:t>POST</w:t>
+      </w:r>
+    </w:p>
+    <w:p>
+      <w:r>
+        <w:rPr>
+          <w:b/>
+        </w:rPr>
+        <w:t xml:space="preserve">Auth: </w:t>
+      </w:r>
+      <w:r>
+        <w:t>None — public website API</w:t>
+      </w:r>
+    </w:p>
+    <w:p>
+      <w:r>
+        <w:rPr>
+          <w:b/>
+        </w:rPr>
+        <w:t xml:space="preserve">Base URL (Local): </w:t>
+      </w:r>
+      <w:r>
+        <w:t>http://localhost:3002/api/v1/subscribe</w:t>
+      </w:r>
+    </w:p>
+    <w:p>
+      <w:r>
+        <w:rPr>
+          <w:b/>
+        </w:rPr>
+        <w:t xml:space="preserve">Base URL (Production): </w:t>
+      </w:r>
+      <w:r>
+        <w:t>https://api1125.vercel.app/api/v1/subscribe</w:t>
+      </w:r>
+    </w:p>
+    <w:p>
+      <w:r>
+        <w:rPr>
+          <w:b/>
+        </w:rPr>
+        <w:t xml:space="preserve">Content-Type: </w:t>
+      </w:r>
+      <w:r>
+        <w:t>application/json</w:t>
+      </w:r>
+    </w:p>
+    <w:p/>
+    <w:p>
+      <w:r>
+        <w:rPr>
+          <w:b/>
+        </w:rPr>
+        <w:t>Request:-</w:t>
+      </w:r>
+    </w:p>
+    <w:tbl>
+      <w:tblPr>
+        <w:tblStyle w:val="TableGrid"/>
+        <w:tblW w:type="auto" w:w="0"/>
+        <w:tblLook w:firstColumn="1" w:firstRow="1" w:lastColumn="0" w:lastRow="0" w:noHBand="0" w:noVBand="1" w:val="04A0"/>
+      </w:tblPr>
+      <w:tblGrid>
+        <w:gridCol w:w="2160"/>
+        <w:gridCol w:w="2160"/>
+        <w:gridCol w:w="2160"/>
+        <w:gridCol w:w="2160"/>
+      </w:tblGrid>
+      <w:tr>
+        <w:tc>
+          <w:tcPr>
+            <w:tcW w:type="dxa" w:w="2160"/>
+            <w:shd w:fill="D9E2F3"/>
+          </w:tcPr>
+          <w:p>
+            <w:r>
+              <w:rPr>
+                <w:b/>
+              </w:rPr>
+              <w:t>Parameter Name</w:t>
+            </w:r>
+          </w:p>
+        </w:tc>
+        <w:tc>
+          <w:tcPr>
+            <w:tcW w:type="dxa" w:w="2160"/>
+            <w:shd w:fill="D9E2F3"/>
+          </w:tcPr>
+          <w:p>
+            <w:r>
+              <w:rPr>
+                <w:b/>
+              </w:rPr>
+              <w:t>Required/Optional</w:t>
+            </w:r>
+          </w:p>
+        </w:tc>
+        <w:tc>
+          <w:tcPr>
+            <w:tcW w:type="dxa" w:w="2160"/>
+            <w:shd w:fill="D9E2F3"/>
+          </w:tcPr>
+          <w:p>
+            <w:r>
+              <w:rPr>
+                <w:b/>
+              </w:rPr>
+              <w:t>Data Type</w:t>
+            </w:r>
+          </w:p>
+        </w:tc>
+        <w:tc>
+          <w:tcPr>
+            <w:tcW w:type="dxa" w:w="2160"/>
+            <w:shd w:fill="D9E2F3"/>
+          </w:tcPr>
+          <w:p>
+            <w:r>
+              <w:rPr>
+                <w:b/>
+              </w:rPr>
+              <w:t>Description</w:t>
+            </w:r>
+          </w:p>
+        </w:tc>
+      </w:tr>
+      <w:tr>
+        <w:tc>
+          <w:tcPr>
+            <w:tcW w:type="dxa" w:w="2160"/>
+          </w:tcPr>
+          <w:p>
+            <w:r>
+              <w:t>email</w:t>
+            </w:r>
+          </w:p>
+        </w:tc>
+        <w:tc>
+          <w:tcPr>
+            <w:tcW w:type="dxa" w:w="2160"/>
+          </w:tcPr>
+          <w:p>
+            <w:r>
+              <w:t>required</w:t>
+            </w:r>
+          </w:p>
+        </w:tc>
+        <w:tc>
+          <w:tcPr>
+            <w:tcW w:type="dxa" w:w="2160"/>
+          </w:tcPr>
+          <w:p>
+            <w:r>
+              <w:t>string</w:t>
+            </w:r>
+          </w:p>
+        </w:tc>
+        <w:tc>
+          <w:tcPr>
+            <w:tcW w:type="dxa" w:w="2160"/>
+          </w:tcPr>
+          <w:p>
+            <w:r>
+              <w:t>Subscriber email address</w:t>
+            </w:r>
+          </w:p>
+        </w:tc>
+      </w:tr>
+      <w:tr>
+        <w:tc>
+          <w:tcPr>
+            <w:tcW w:type="dxa" w:w="2160"/>
+          </w:tcPr>
+          <w:p>
+            <w:r>
+              <w:t>source</w:t>
+            </w:r>
+          </w:p>
+        </w:tc>
+        <w:tc>
+          <w:tcPr>
+            <w:tcW w:type="dxa" w:w="2160"/>
+          </w:tcPr>
+          <w:p>
+            <w:r>
+              <w:t>optional</w:t>
+            </w:r>
+          </w:p>
+        </w:tc>
+        <w:tc>
+          <w:tcPr>
+            <w:tcW w:type="dxa" w:w="2160"/>
+          </w:tcPr>
+          <w:p>
+            <w:r>
+              <w:t>string</w:t>
+            </w:r>
+          </w:p>
+        </w:tc>
+        <w:tc>
+          <w:tcPr>
+            <w:tcW w:type="dxa" w:w="2160"/>
+          </w:tcPr>
+          <w:p>
+            <w:r>
+              <w:t>Where subscribed from e.g. website-footer. Default: website</w:t>
+            </w:r>
+          </w:p>
+        </w:tc>
+      </w:tr>
+    </w:tbl>
+    <w:p/>
+    <w:p>
+      <w:r>
+        <w:rPr>
+          <w:b/>
+        </w:rPr>
+        <w:t xml:space="preserve">Request body (required): </w:t>
+      </w:r>
+      <w:r>
+        <w:t>{"email": "user@example.com"}</w:t>
+      </w:r>
+    </w:p>
+    <w:p>
+      <w:r>
+        <w:rPr>
+          <w:b/>
+        </w:rPr>
+        <w:t xml:space="preserve">Request body (optional source): </w:t>
+      </w:r>
+      <w:r>
+        <w:t>{"email": "user@example.com", "source": "website-footer"}</w:t>
+      </w:r>
+    </w:p>
+    <w:p>
+      <w:r>
+        <w:rPr>
+          <w:b/>
+        </w:rPr>
+        <w:t xml:space="preserve">Example (Local): </w:t>
+      </w:r>
+      <w:r>
+        <w:t>http://localhost:3002/api/v1/subscribe</w:t>
+      </w:r>
+    </w:p>
+    <w:p>
+      <w:r>
+        <w:rPr>
+          <w:b/>
+        </w:rPr>
+        <w:t xml:space="preserve">Example (Production): </w:t>
+      </w:r>
+      <w:r>
+        <w:t>https://api1125.vercel.app/api/v1/subscribe</w:t>
+      </w:r>
+    </w:p>
+    <w:p>
+      <w:r>
+        <w:rPr>
+          <w:b/>
+        </w:rPr>
+        <w:t>Response:-</w:t>
+      </w:r>
+    </w:p>
+    <w:p>
+      <w:pPr>
+        <w:pStyle w:val="NoSpacing"/>
+      </w:pPr>
+      <w:r>
+        <w:rPr>
+          <w:rFonts w:ascii="Consolas" w:hAnsi="Consolas"/>
+          <w:sz w:val="18"/>
+        </w:rPr>
+        <w:t>Success (201):</w:t>
+        <w:br/>
+        <w:t>{</w:t>
+        <w:br/>
+        <w:t xml:space="preserve">  "success": true,</w:t>
+        <w:br/>
+        <w:t xml:space="preserve">  "statusCode": 201,</w:t>
+        <w:br/>
+        <w:t xml:space="preserve">  "message": "Subscribed successfully",</w:t>
+        <w:br/>
+        <w:t xml:space="preserve">  "data": {</w:t>
+        <w:br/>
+        <w:t xml:space="preserve">    "_id": "...",</w:t>
+        <w:br/>
+        <w:t xml:space="preserve">    "email": "user@example.com",</w:t>
+        <w:br/>
+        <w:t xml:space="preserve">    "source": "website",</w:t>
+        <w:br/>
+        <w:t xml:space="preserve">    "subscribedAt": "2026-06-11T10:00:00.000Z",</w:t>
+        <w:br/>
+        <w:t xml:space="preserve">    "createdAt": "2026-06-11T10:00:00.000Z",</w:t>
+        <w:br/>
+        <w:t xml:space="preserve">    "updatedAt": "2026-06-11T10:00:00.000Z"</w:t>
+        <w:br/>
+        <w:t xml:space="preserve">  },</w:t>
+        <w:br/>
+        <w:t xml:space="preserve">  "timestamp": "2026-06-11T10:00:00.000Z"</w:t>
+        <w:br/>
+        <w:t>}</w:t>
+        <w:br/>
+        <w:br/>
+        <w:t>Already subscribed (400):</w:t>
+        <w:br/>
+        <w:t>{</w:t>
+        <w:br/>
+        <w:t xml:space="preserve">  "success": false,</w:t>
+        <w:br/>
+        <w:t xml:space="preserve">  "statusCode": 400,</w:t>
+        <w:br/>
+        <w:t xml:space="preserve">  "message": "This email is already subscribed",</w:t>
+        <w:br/>
+        <w:t xml:space="preserve">  "timestamp": "2026-06-11T10:00:00.000Z"</w:t>
         <w:br/>
         <w:t>}</w:t>
       </w:r>
